--- a/Моделювання систем/лаб11-12/Horetskyi_lab11-12.docx
+++ b/Моделювання систем/лаб11-12/Horetskyi_lab11-12.docx
@@ -226,17 +226,6 @@
         </w:rPr>
         <w:t>1</w:t>
       </w:r>
-    </w:p>
-    <w:p>
-      <w:pPr>
-        <w:spacing w:line="360" w:lineRule="auto"/>
-        <w:rPr>
-          <w:rFonts w:ascii="Times New Roman" w:hAnsi="Times New Roman" w:cs="Times New Roman"/>
-          <w:sz w:val="28"/>
-          <w:szCs w:val="28"/>
-          <w:lang w:val="uk-UA"/>
-        </w:rPr>
-      </w:pPr>
     </w:p>
     <w:p>
       <w:pPr>
@@ -327,10 +316,174 @@
     </w:p>
     <w:p>
       <w:pPr>
-        <w:rPr>
-          <w:lang w:val="ru-RU"/>
-        </w:rPr>
-      </w:pPr>
+        <w:spacing w:line="240" w:lineRule="auto"/>
+        <w:rPr>
+          <w:rFonts w:ascii="Consolas" w:eastAsia="Times New Roman" w:hAnsi="Consolas" w:cs="Times New Roman"/>
+          <w:sz w:val="20"/>
+          <w:szCs w:val="20"/>
+          <w:lang w:val="uk-UA"/>
+        </w:rPr>
+      </w:pPr>
+      <w:proofErr w:type="spellStart"/>
+      <w:r>
+        <w:rPr>
+          <w:rFonts w:ascii="Consolas" w:eastAsia="Times New Roman" w:hAnsi="Consolas" w:cs="Times New Roman"/>
+          <w:sz w:val="20"/>
+          <w:szCs w:val="20"/>
+          <w:lang w:val="uk-UA"/>
+        </w:rPr>
+        <w:t>syms</w:t>
+      </w:r>
+      <w:proofErr w:type="spellEnd"/>
+      <w:r>
+        <w:rPr>
+          <w:rFonts w:ascii="Consolas" w:eastAsia="Times New Roman" w:hAnsi="Consolas" w:cs="Times New Roman"/>
+          <w:sz w:val="20"/>
+          <w:szCs w:val="20"/>
+          <w:lang w:val="uk-UA"/>
+        </w:rPr>
+        <w:t xml:space="preserve"> </w:t>
+      </w:r>
+      <w:r>
+        <w:rPr>
+          <w:rFonts w:ascii="Consolas" w:eastAsia="Times New Roman" w:hAnsi="Consolas" w:cs="Times New Roman"/>
+          <w:color w:val="A709F5"/>
+          <w:sz w:val="20"/>
+          <w:szCs w:val="20"/>
+          <w:lang w:val="uk-UA"/>
+        </w:rPr>
+        <w:t>x</w:t>
+      </w:r>
+    </w:p>
+    <w:p>
+      <w:pPr>
+        <w:spacing w:line="240" w:lineRule="auto"/>
+        <w:rPr>
+          <w:rFonts w:ascii="Consolas" w:eastAsia="Times New Roman" w:hAnsi="Consolas" w:cs="Times New Roman"/>
+          <w:sz w:val="20"/>
+          <w:szCs w:val="20"/>
+          <w:lang w:val="uk-UA"/>
+        </w:rPr>
+      </w:pPr>
+      <w:r>
+        <w:rPr>
+          <w:rFonts w:ascii="Consolas" w:eastAsia="Times New Roman" w:hAnsi="Consolas" w:cs="Times New Roman"/>
+          <w:sz w:val="20"/>
+          <w:szCs w:val="20"/>
+          <w:lang w:val="uk-UA"/>
+        </w:rPr>
+        <w:t xml:space="preserve">I1 = </w:t>
+      </w:r>
+      <w:proofErr w:type="spellStart"/>
+      <w:r>
+        <w:rPr>
+          <w:rFonts w:ascii="Consolas" w:eastAsia="Times New Roman" w:hAnsi="Consolas" w:cs="Times New Roman"/>
+          <w:sz w:val="20"/>
+          <w:szCs w:val="20"/>
+          <w:lang w:val="uk-UA"/>
+        </w:rPr>
+        <w:t>int</w:t>
+      </w:r>
+      <w:proofErr w:type="spellEnd"/>
+      <w:r>
+        <w:rPr>
+          <w:rFonts w:ascii="Consolas" w:eastAsia="Times New Roman" w:hAnsi="Consolas" w:cs="Times New Roman"/>
+          <w:sz w:val="20"/>
+          <w:szCs w:val="20"/>
+          <w:lang w:val="uk-UA"/>
+        </w:rPr>
+        <w:t xml:space="preserve">(1/(1 + </w:t>
+      </w:r>
+      <w:proofErr w:type="spellStart"/>
+      <w:r>
+        <w:rPr>
+          <w:rFonts w:ascii="Consolas" w:eastAsia="Times New Roman" w:hAnsi="Consolas" w:cs="Times New Roman"/>
+          <w:sz w:val="20"/>
+          <w:szCs w:val="20"/>
+          <w:lang w:val="uk-UA"/>
+        </w:rPr>
+        <w:t>sqrt</w:t>
+      </w:r>
+      <w:proofErr w:type="spellEnd"/>
+      <w:r>
+        <w:rPr>
+          <w:rFonts w:ascii="Consolas" w:eastAsia="Times New Roman" w:hAnsi="Consolas" w:cs="Times New Roman"/>
+          <w:sz w:val="20"/>
+          <w:szCs w:val="20"/>
+          <w:lang w:val="uk-UA"/>
+        </w:rPr>
+        <w:t>(2*x + 1)), x, 0, 1);</w:t>
+      </w:r>
+    </w:p>
+    <w:p>
+      <w:pPr>
+        <w:spacing w:line="240" w:lineRule="auto"/>
+        <w:rPr>
+          <w:rFonts w:ascii="Consolas" w:eastAsia="Times New Roman" w:hAnsi="Consolas" w:cs="Times New Roman"/>
+          <w:sz w:val="20"/>
+          <w:szCs w:val="20"/>
+          <w:lang w:val="uk-UA"/>
+        </w:rPr>
+      </w:pPr>
+      <w:proofErr w:type="spellStart"/>
+      <w:r>
+        <w:rPr>
+          <w:rFonts w:ascii="Consolas" w:eastAsia="Times New Roman" w:hAnsi="Consolas" w:cs="Times New Roman"/>
+          <w:sz w:val="20"/>
+          <w:szCs w:val="20"/>
+          <w:lang w:val="uk-UA"/>
+        </w:rPr>
+        <w:t>fprintf</w:t>
+      </w:r>
+      <w:proofErr w:type="spellEnd"/>
+      <w:r>
+        <w:rPr>
+          <w:rFonts w:ascii="Consolas" w:eastAsia="Times New Roman" w:hAnsi="Consolas" w:cs="Times New Roman"/>
+          <w:sz w:val="20"/>
+          <w:szCs w:val="20"/>
+          <w:lang w:val="uk-UA"/>
+        </w:rPr>
+        <w:t>(</w:t>
+      </w:r>
+      <w:r>
+        <w:rPr>
+          <w:rFonts w:ascii="Consolas" w:eastAsia="Times New Roman" w:hAnsi="Consolas" w:cs="Times New Roman"/>
+          <w:color w:val="A709F5"/>
+          <w:sz w:val="20"/>
+          <w:szCs w:val="20"/>
+          <w:lang w:val="uk-UA"/>
+        </w:rPr>
+        <w:t>'Завдання 1: Інтеграл = %.4f\\n'</w:t>
+      </w:r>
+      <w:r>
+        <w:rPr>
+          <w:rFonts w:ascii="Consolas" w:eastAsia="Times New Roman" w:hAnsi="Consolas" w:cs="Times New Roman"/>
+          <w:sz w:val="20"/>
+          <w:szCs w:val="20"/>
+          <w:lang w:val="uk-UA"/>
+        </w:rPr>
+        <w:t xml:space="preserve">, </w:t>
+      </w:r>
+      <w:proofErr w:type="spellStart"/>
+      <w:r>
+        <w:rPr>
+          <w:rFonts w:ascii="Consolas" w:eastAsia="Times New Roman" w:hAnsi="Consolas" w:cs="Times New Roman"/>
+          <w:sz w:val="20"/>
+          <w:szCs w:val="20"/>
+          <w:lang w:val="uk-UA"/>
+        </w:rPr>
+        <w:t>double</w:t>
+      </w:r>
+      <w:proofErr w:type="spellEnd"/>
+      <w:r>
+        <w:rPr>
+          <w:rFonts w:ascii="Consolas" w:eastAsia="Times New Roman" w:hAnsi="Consolas" w:cs="Times New Roman"/>
+          <w:sz w:val="20"/>
+          <w:szCs w:val="20"/>
+          <w:lang w:val="uk-UA"/>
+        </w:rPr>
+        <w:t>(I1));</w:t>
+      </w:r>
     </w:p>
     <w:p>
       <w:pPr>
@@ -341,7 +494,26 @@
       </w:r>
     </w:p>
     <w:p/>
-    <w:p/>
+    <w:p>
+      <w:pPr>
+        <w:spacing w:line="257" w:lineRule="atLeast"/>
+        <w:rPr>
+          <w:rFonts w:ascii="Consolas" w:eastAsia="Times New Roman" w:hAnsi="Consolas" w:cs="Times New Roman"/>
+          <w:sz w:val="20"/>
+          <w:szCs w:val="20"/>
+          <w:lang w:val="uk-UA"/>
+        </w:rPr>
+      </w:pPr>
+      <w:r>
+        <w:rPr>
+          <w:rFonts w:ascii="Consolas" w:eastAsia="Times New Roman" w:hAnsi="Consolas" w:cs="Times New Roman"/>
+          <w:sz w:val="20"/>
+          <w:szCs w:val="20"/>
+          <w:lang w:val="uk-UA"/>
+        </w:rPr>
+        <w:t>Завдання 1: Інтеграл = 0.4201</w:t>
+      </w:r>
+    </w:p>
     <w:p>
       <w:pPr>
         <w:pStyle w:val="3"/>
@@ -418,7 +590,493 @@
         <w:t>Програмна реалізація</w:t>
       </w:r>
     </w:p>
-    <w:p/>
+    <w:p>
+      <w:pPr>
+        <w:spacing w:line="240" w:lineRule="auto"/>
+        <w:rPr>
+          <w:rFonts w:ascii="Consolas" w:eastAsia="Times New Roman" w:hAnsi="Consolas" w:cs="Times New Roman"/>
+          <w:sz w:val="20"/>
+          <w:szCs w:val="20"/>
+          <w:lang w:val="uk-UA"/>
+        </w:rPr>
+      </w:pPr>
+      <w:proofErr w:type="spellStart"/>
+      <w:r>
+        <w:rPr>
+          <w:rFonts w:ascii="Consolas" w:eastAsia="Times New Roman" w:hAnsi="Consolas" w:cs="Times New Roman"/>
+          <w:sz w:val="20"/>
+          <w:szCs w:val="20"/>
+          <w:lang w:val="uk-UA"/>
+        </w:rPr>
+        <w:t>syms</w:t>
+      </w:r>
+      <w:proofErr w:type="spellEnd"/>
+      <w:r>
+        <w:rPr>
+          <w:rFonts w:ascii="Consolas" w:eastAsia="Times New Roman" w:hAnsi="Consolas" w:cs="Times New Roman"/>
+          <w:sz w:val="20"/>
+          <w:szCs w:val="20"/>
+          <w:lang w:val="uk-UA"/>
+        </w:rPr>
+        <w:t xml:space="preserve"> </w:t>
+      </w:r>
+      <w:r>
+        <w:rPr>
+          <w:rFonts w:ascii="Consolas" w:eastAsia="Times New Roman" w:hAnsi="Consolas" w:cs="Times New Roman"/>
+          <w:color w:val="A709F5"/>
+          <w:sz w:val="20"/>
+          <w:szCs w:val="20"/>
+          <w:lang w:val="uk-UA"/>
+        </w:rPr>
+        <w:t>a x</w:t>
+      </w:r>
+    </w:p>
+    <w:p>
+      <w:pPr>
+        <w:spacing w:line="240" w:lineRule="auto"/>
+        <w:rPr>
+          <w:rFonts w:ascii="Consolas" w:eastAsia="Times New Roman" w:hAnsi="Consolas" w:cs="Times New Roman"/>
+          <w:sz w:val="20"/>
+          <w:szCs w:val="20"/>
+          <w:lang w:val="uk-UA"/>
+        </w:rPr>
+      </w:pPr>
+      <w:r>
+        <w:rPr>
+          <w:rFonts w:ascii="Consolas" w:eastAsia="Times New Roman" w:hAnsi="Consolas" w:cs="Times New Roman"/>
+          <w:sz w:val="20"/>
+          <w:szCs w:val="20"/>
+          <w:lang w:val="uk-UA"/>
+        </w:rPr>
+        <w:t xml:space="preserve">I2(a) = </w:t>
+      </w:r>
+      <w:proofErr w:type="spellStart"/>
+      <w:r>
+        <w:rPr>
+          <w:rFonts w:ascii="Consolas" w:eastAsia="Times New Roman" w:hAnsi="Consolas" w:cs="Times New Roman"/>
+          <w:sz w:val="20"/>
+          <w:szCs w:val="20"/>
+          <w:lang w:val="uk-UA"/>
+        </w:rPr>
+        <w:t>int</w:t>
+      </w:r>
+      <w:proofErr w:type="spellEnd"/>
+      <w:r>
+        <w:rPr>
+          <w:rFonts w:ascii="Consolas" w:eastAsia="Times New Roman" w:hAnsi="Consolas" w:cs="Times New Roman"/>
+          <w:sz w:val="20"/>
+          <w:szCs w:val="20"/>
+          <w:lang w:val="uk-UA"/>
+        </w:rPr>
+        <w:t>(</w:t>
+      </w:r>
+      <w:proofErr w:type="spellStart"/>
+      <w:r>
+        <w:rPr>
+          <w:rFonts w:ascii="Consolas" w:eastAsia="Times New Roman" w:hAnsi="Consolas" w:cs="Times New Roman"/>
+          <w:sz w:val="20"/>
+          <w:szCs w:val="20"/>
+          <w:lang w:val="uk-UA"/>
+        </w:rPr>
+        <w:t>sin</w:t>
+      </w:r>
+      <w:proofErr w:type="spellEnd"/>
+      <w:r>
+        <w:rPr>
+          <w:rFonts w:ascii="Consolas" w:eastAsia="Times New Roman" w:hAnsi="Consolas" w:cs="Times New Roman"/>
+          <w:sz w:val="20"/>
+          <w:szCs w:val="20"/>
+          <w:lang w:val="uk-UA"/>
+        </w:rPr>
+        <w:t xml:space="preserve">(x)*x / </w:t>
+      </w:r>
+      <w:proofErr w:type="spellStart"/>
+      <w:r>
+        <w:rPr>
+          <w:rFonts w:ascii="Consolas" w:eastAsia="Times New Roman" w:hAnsi="Consolas" w:cs="Times New Roman"/>
+          <w:sz w:val="20"/>
+          <w:szCs w:val="20"/>
+          <w:lang w:val="uk-UA"/>
+        </w:rPr>
+        <w:t>sqrt</w:t>
+      </w:r>
+      <w:proofErr w:type="spellEnd"/>
+      <w:r>
+        <w:rPr>
+          <w:rFonts w:ascii="Consolas" w:eastAsia="Times New Roman" w:hAnsi="Consolas" w:cs="Times New Roman"/>
+          <w:sz w:val="20"/>
+          <w:szCs w:val="20"/>
+          <w:lang w:val="uk-UA"/>
+        </w:rPr>
+        <w:t>(1 - 2*a*</w:t>
+      </w:r>
+      <w:proofErr w:type="spellStart"/>
+      <w:r>
+        <w:rPr>
+          <w:rFonts w:ascii="Consolas" w:eastAsia="Times New Roman" w:hAnsi="Consolas" w:cs="Times New Roman"/>
+          <w:sz w:val="20"/>
+          <w:szCs w:val="20"/>
+          <w:lang w:val="uk-UA"/>
+        </w:rPr>
+        <w:t>cos</w:t>
+      </w:r>
+      <w:proofErr w:type="spellEnd"/>
+      <w:r>
+        <w:rPr>
+          <w:rFonts w:ascii="Consolas" w:eastAsia="Times New Roman" w:hAnsi="Consolas" w:cs="Times New Roman"/>
+          <w:sz w:val="20"/>
+          <w:szCs w:val="20"/>
+          <w:lang w:val="uk-UA"/>
+        </w:rPr>
+        <w:t xml:space="preserve">(x) + a^2), x, 0, </w:t>
+      </w:r>
+      <w:proofErr w:type="spellStart"/>
+      <w:r>
+        <w:rPr>
+          <w:rFonts w:ascii="Consolas" w:eastAsia="Times New Roman" w:hAnsi="Consolas" w:cs="Times New Roman"/>
+          <w:sz w:val="20"/>
+          <w:szCs w:val="20"/>
+          <w:lang w:val="uk-UA"/>
+        </w:rPr>
+        <w:t>pi</w:t>
+      </w:r>
+      <w:proofErr w:type="spellEnd"/>
+      <w:r>
+        <w:rPr>
+          <w:rFonts w:ascii="Consolas" w:eastAsia="Times New Roman" w:hAnsi="Consolas" w:cs="Times New Roman"/>
+          <w:sz w:val="20"/>
+          <w:szCs w:val="20"/>
+          <w:lang w:val="uk-UA"/>
+        </w:rPr>
+        <w:t>);</w:t>
+      </w:r>
+    </w:p>
+    <w:p>
+      <w:pPr>
+        <w:spacing w:line="240" w:lineRule="auto"/>
+        <w:rPr>
+          <w:rFonts w:ascii="Consolas" w:eastAsia="Times New Roman" w:hAnsi="Consolas" w:cs="Times New Roman"/>
+          <w:sz w:val="20"/>
+          <w:szCs w:val="20"/>
+          <w:lang w:val="uk-UA"/>
+        </w:rPr>
+      </w:pPr>
+      <w:proofErr w:type="spellStart"/>
+      <w:r>
+        <w:rPr>
+          <w:rFonts w:ascii="Consolas" w:eastAsia="Times New Roman" w:hAnsi="Consolas" w:cs="Times New Roman"/>
+          <w:sz w:val="20"/>
+          <w:szCs w:val="20"/>
+          <w:lang w:val="uk-UA"/>
+        </w:rPr>
+        <w:t>fprintf</w:t>
+      </w:r>
+      <w:proofErr w:type="spellEnd"/>
+      <w:r>
+        <w:rPr>
+          <w:rFonts w:ascii="Consolas" w:eastAsia="Times New Roman" w:hAnsi="Consolas" w:cs="Times New Roman"/>
+          <w:sz w:val="20"/>
+          <w:szCs w:val="20"/>
+          <w:lang w:val="uk-UA"/>
+        </w:rPr>
+        <w:t>(</w:t>
+      </w:r>
+      <w:r>
+        <w:rPr>
+          <w:rFonts w:ascii="Consolas" w:eastAsia="Times New Roman" w:hAnsi="Consolas" w:cs="Times New Roman"/>
+          <w:color w:val="A709F5"/>
+          <w:sz w:val="20"/>
+          <w:szCs w:val="20"/>
+          <w:lang w:val="uk-UA"/>
+        </w:rPr>
+        <w:t>'Завдання 2: Інтеграл I(1) = %.4f\\n'</w:t>
+      </w:r>
+      <w:r>
+        <w:rPr>
+          <w:rFonts w:ascii="Consolas" w:eastAsia="Times New Roman" w:hAnsi="Consolas" w:cs="Times New Roman"/>
+          <w:sz w:val="20"/>
+          <w:szCs w:val="20"/>
+          <w:lang w:val="uk-UA"/>
+        </w:rPr>
+        <w:t xml:space="preserve">, </w:t>
+      </w:r>
+      <w:proofErr w:type="spellStart"/>
+      <w:r>
+        <w:rPr>
+          <w:rFonts w:ascii="Consolas" w:eastAsia="Times New Roman" w:hAnsi="Consolas" w:cs="Times New Roman"/>
+          <w:sz w:val="20"/>
+          <w:szCs w:val="20"/>
+          <w:lang w:val="uk-UA"/>
+        </w:rPr>
+        <w:t>double</w:t>
+      </w:r>
+      <w:proofErr w:type="spellEnd"/>
+      <w:r>
+        <w:rPr>
+          <w:rFonts w:ascii="Consolas" w:eastAsia="Times New Roman" w:hAnsi="Consolas" w:cs="Times New Roman"/>
+          <w:sz w:val="20"/>
+          <w:szCs w:val="20"/>
+          <w:lang w:val="uk-UA"/>
+        </w:rPr>
+        <w:t>(I2(1)));</w:t>
+      </w:r>
+    </w:p>
+    <w:p>
+      <w:pPr>
+        <w:spacing w:line="240" w:lineRule="auto"/>
+        <w:rPr>
+          <w:rFonts w:ascii="Consolas" w:eastAsia="Times New Roman" w:hAnsi="Consolas" w:cs="Times New Roman"/>
+          <w:sz w:val="20"/>
+          <w:szCs w:val="20"/>
+          <w:lang w:val="uk-UA"/>
+        </w:rPr>
+      </w:pPr>
+      <w:proofErr w:type="spellStart"/>
+      <w:r>
+        <w:rPr>
+          <w:rFonts w:ascii="Consolas" w:eastAsia="Times New Roman" w:hAnsi="Consolas" w:cs="Times New Roman"/>
+          <w:sz w:val="20"/>
+          <w:szCs w:val="20"/>
+          <w:lang w:val="uk-UA"/>
+        </w:rPr>
+        <w:t>figure</w:t>
+      </w:r>
+      <w:proofErr w:type="spellEnd"/>
+      <w:r>
+        <w:rPr>
+          <w:rFonts w:ascii="Consolas" w:eastAsia="Times New Roman" w:hAnsi="Consolas" w:cs="Times New Roman"/>
+          <w:sz w:val="20"/>
+          <w:szCs w:val="20"/>
+          <w:lang w:val="uk-UA"/>
+        </w:rPr>
+        <w:t>;</w:t>
+      </w:r>
+    </w:p>
+    <w:p>
+      <w:pPr>
+        <w:spacing w:line="240" w:lineRule="auto"/>
+        <w:rPr>
+          <w:rFonts w:ascii="Consolas" w:eastAsia="Times New Roman" w:hAnsi="Consolas" w:cs="Times New Roman"/>
+          <w:sz w:val="20"/>
+          <w:szCs w:val="20"/>
+          <w:lang w:val="uk-UA"/>
+        </w:rPr>
+      </w:pPr>
+      <w:proofErr w:type="spellStart"/>
+      <w:r>
+        <w:rPr>
+          <w:rFonts w:ascii="Consolas" w:eastAsia="Times New Roman" w:hAnsi="Consolas" w:cs="Times New Roman"/>
+          <w:sz w:val="20"/>
+          <w:szCs w:val="20"/>
+          <w:lang w:val="uk-UA"/>
+        </w:rPr>
+        <w:t>fplot</w:t>
+      </w:r>
+      <w:proofErr w:type="spellEnd"/>
+      <w:r>
+        <w:rPr>
+          <w:rFonts w:ascii="Consolas" w:eastAsia="Times New Roman" w:hAnsi="Consolas" w:cs="Times New Roman"/>
+          <w:sz w:val="20"/>
+          <w:szCs w:val="20"/>
+          <w:lang w:val="uk-UA"/>
+        </w:rPr>
+        <w:t>(I2, [0.1, 2])</w:t>
+      </w:r>
+    </w:p>
+    <w:p>
+      <w:pPr>
+        <w:spacing w:line="240" w:lineRule="auto"/>
+        <w:rPr>
+          <w:rFonts w:ascii="Consolas" w:eastAsia="Times New Roman" w:hAnsi="Consolas" w:cs="Times New Roman"/>
+          <w:sz w:val="20"/>
+          <w:szCs w:val="20"/>
+          <w:lang w:val="uk-UA"/>
+        </w:rPr>
+      </w:pPr>
+      <w:proofErr w:type="spellStart"/>
+      <w:r>
+        <w:rPr>
+          <w:rFonts w:ascii="Consolas" w:eastAsia="Times New Roman" w:hAnsi="Consolas" w:cs="Times New Roman"/>
+          <w:sz w:val="20"/>
+          <w:szCs w:val="20"/>
+          <w:lang w:val="uk-UA"/>
+        </w:rPr>
+        <w:lastRenderedPageBreak/>
+        <w:t>title</w:t>
+      </w:r>
+      <w:proofErr w:type="spellEnd"/>
+      <w:r>
+        <w:rPr>
+          <w:rFonts w:ascii="Consolas" w:eastAsia="Times New Roman" w:hAnsi="Consolas" w:cs="Times New Roman"/>
+          <w:sz w:val="20"/>
+          <w:szCs w:val="20"/>
+          <w:lang w:val="uk-UA"/>
+        </w:rPr>
+        <w:t>(</w:t>
+      </w:r>
+      <w:r>
+        <w:rPr>
+          <w:rFonts w:ascii="Consolas" w:eastAsia="Times New Roman" w:hAnsi="Consolas" w:cs="Times New Roman"/>
+          <w:color w:val="A709F5"/>
+          <w:sz w:val="20"/>
+          <w:szCs w:val="20"/>
+          <w:lang w:val="uk-UA"/>
+        </w:rPr>
+        <w:t>'Графік інтегралу I(a)'</w:t>
+      </w:r>
+      <w:r>
+        <w:rPr>
+          <w:rFonts w:ascii="Consolas" w:eastAsia="Times New Roman" w:hAnsi="Consolas" w:cs="Times New Roman"/>
+          <w:sz w:val="20"/>
+          <w:szCs w:val="20"/>
+          <w:lang w:val="uk-UA"/>
+        </w:rPr>
+        <w:t>)</w:t>
+      </w:r>
+    </w:p>
+    <w:p>
+      <w:pPr>
+        <w:spacing w:line="240" w:lineRule="auto"/>
+        <w:rPr>
+          <w:rFonts w:ascii="Consolas" w:eastAsia="Times New Roman" w:hAnsi="Consolas" w:cs="Times New Roman"/>
+          <w:sz w:val="20"/>
+          <w:szCs w:val="20"/>
+          <w:lang w:val="uk-UA"/>
+        </w:rPr>
+      </w:pPr>
+      <w:proofErr w:type="spellStart"/>
+      <w:r>
+        <w:rPr>
+          <w:rFonts w:ascii="Consolas" w:eastAsia="Times New Roman" w:hAnsi="Consolas" w:cs="Times New Roman"/>
+          <w:sz w:val="20"/>
+          <w:szCs w:val="20"/>
+          <w:lang w:val="uk-UA"/>
+        </w:rPr>
+        <w:t>xlabel</w:t>
+      </w:r>
+      <w:proofErr w:type="spellEnd"/>
+      <w:r>
+        <w:rPr>
+          <w:rFonts w:ascii="Consolas" w:eastAsia="Times New Roman" w:hAnsi="Consolas" w:cs="Times New Roman"/>
+          <w:sz w:val="20"/>
+          <w:szCs w:val="20"/>
+          <w:lang w:val="uk-UA"/>
+        </w:rPr>
+        <w:t>(</w:t>
+      </w:r>
+      <w:r>
+        <w:rPr>
+          <w:rFonts w:ascii="Consolas" w:eastAsia="Times New Roman" w:hAnsi="Consolas" w:cs="Times New Roman"/>
+          <w:color w:val="A709F5"/>
+          <w:sz w:val="20"/>
+          <w:szCs w:val="20"/>
+          <w:lang w:val="uk-UA"/>
+        </w:rPr>
+        <w:t>'a'</w:t>
+      </w:r>
+      <w:r>
+        <w:rPr>
+          <w:rFonts w:ascii="Consolas" w:eastAsia="Times New Roman" w:hAnsi="Consolas" w:cs="Times New Roman"/>
+          <w:sz w:val="20"/>
+          <w:szCs w:val="20"/>
+          <w:lang w:val="uk-UA"/>
+        </w:rPr>
+        <w:t>)</w:t>
+      </w:r>
+    </w:p>
+    <w:p>
+      <w:pPr>
+        <w:spacing w:line="240" w:lineRule="auto"/>
+        <w:rPr>
+          <w:rFonts w:ascii="Consolas" w:eastAsia="Times New Roman" w:hAnsi="Consolas" w:cs="Times New Roman"/>
+          <w:sz w:val="20"/>
+          <w:szCs w:val="20"/>
+          <w:lang w:val="uk-UA"/>
+        </w:rPr>
+      </w:pPr>
+      <w:proofErr w:type="spellStart"/>
+      <w:r>
+        <w:rPr>
+          <w:rFonts w:ascii="Consolas" w:eastAsia="Times New Roman" w:hAnsi="Consolas" w:cs="Times New Roman"/>
+          <w:sz w:val="20"/>
+          <w:szCs w:val="20"/>
+          <w:lang w:val="uk-UA"/>
+        </w:rPr>
+        <w:t>ylabel</w:t>
+      </w:r>
+      <w:proofErr w:type="spellEnd"/>
+      <w:r>
+        <w:rPr>
+          <w:rFonts w:ascii="Consolas" w:eastAsia="Times New Roman" w:hAnsi="Consolas" w:cs="Times New Roman"/>
+          <w:sz w:val="20"/>
+          <w:szCs w:val="20"/>
+          <w:lang w:val="uk-UA"/>
+        </w:rPr>
+        <w:t>(</w:t>
+      </w:r>
+      <w:r>
+        <w:rPr>
+          <w:rFonts w:ascii="Consolas" w:eastAsia="Times New Roman" w:hAnsi="Consolas" w:cs="Times New Roman"/>
+          <w:color w:val="A709F5"/>
+          <w:sz w:val="20"/>
+          <w:szCs w:val="20"/>
+          <w:lang w:val="uk-UA"/>
+        </w:rPr>
+        <w:t>'I(a)'</w:t>
+      </w:r>
+      <w:r>
+        <w:rPr>
+          <w:rFonts w:ascii="Consolas" w:eastAsia="Times New Roman" w:hAnsi="Consolas" w:cs="Times New Roman"/>
+          <w:sz w:val="20"/>
+          <w:szCs w:val="20"/>
+          <w:lang w:val="uk-UA"/>
+        </w:rPr>
+        <w:t>)</w:t>
+      </w:r>
+    </w:p>
+    <w:p>
+      <w:pPr>
+        <w:spacing w:line="240" w:lineRule="auto"/>
+        <w:rPr>
+          <w:rFonts w:ascii="Consolas" w:eastAsia="Times New Roman" w:hAnsi="Consolas" w:cs="Times New Roman"/>
+          <w:sz w:val="20"/>
+          <w:szCs w:val="20"/>
+          <w:lang w:val="uk-UA"/>
+        </w:rPr>
+      </w:pPr>
+      <w:proofErr w:type="spellStart"/>
+      <w:r>
+        <w:rPr>
+          <w:rFonts w:ascii="Consolas" w:eastAsia="Times New Roman" w:hAnsi="Consolas" w:cs="Times New Roman"/>
+          <w:sz w:val="20"/>
+          <w:szCs w:val="20"/>
+          <w:lang w:val="uk-UA"/>
+        </w:rPr>
+        <w:t>grid</w:t>
+      </w:r>
+      <w:proofErr w:type="spellEnd"/>
+      <w:r>
+        <w:rPr>
+          <w:rFonts w:ascii="Consolas" w:eastAsia="Times New Roman" w:hAnsi="Consolas" w:cs="Times New Roman"/>
+          <w:sz w:val="20"/>
+          <w:szCs w:val="20"/>
+          <w:lang w:val="uk-UA"/>
+        </w:rPr>
+        <w:t xml:space="preserve"> </w:t>
+      </w:r>
+      <w:proofErr w:type="spellStart"/>
+      <w:r>
+        <w:rPr>
+          <w:rFonts w:ascii="Consolas" w:eastAsia="Times New Roman" w:hAnsi="Consolas" w:cs="Times New Roman"/>
+          <w:color w:val="A709F5"/>
+          <w:sz w:val="20"/>
+          <w:szCs w:val="20"/>
+          <w:lang w:val="uk-UA"/>
+        </w:rPr>
+        <w:t>on</w:t>
+      </w:r>
+      <w:proofErr w:type="spellEnd"/>
+    </w:p>
     <w:p>
       <w:pPr>
         <w:pStyle w:val="4"/>
@@ -426,37 +1084,35 @@
       <w:bookmarkStart w:id="9" w:name="_uoi7493p9xjj" w:colFirst="0" w:colLast="0"/>
       <w:bookmarkEnd w:id="9"/>
       <w:r>
-        <w:lastRenderedPageBreak/>
         <w:t>Результати виконання та їх аналіз</w:t>
       </w:r>
     </w:p>
-    <w:p/>
-    <w:p/>
-    <w:p>
-      <w:pPr>
-        <w:pStyle w:val="3"/>
-        <w:rPr>
-          <w:b/>
-          <w:bCs/>
-        </w:rPr>
-      </w:pPr>
-      <w:r>
-        <w:rPr>
-          <w:b/>
-          <w:bCs/>
-        </w:rPr>
-        <w:t>Завдання 3.</w:t>
-      </w:r>
-    </w:p>
-    <w:p>
-      <w:pPr>
-        <w:pStyle w:val="4"/>
-      </w:pPr>
-      <w:bookmarkStart w:id="10" w:name="_55c852ga13p3" w:colFirst="0" w:colLast="0"/>
-      <w:bookmarkEnd w:id="10"/>
-      <w:r>
-        <w:t>Умова завдання</w:t>
-      </w:r>
+    <w:p>
+      <w:pPr>
+        <w:spacing w:line="257" w:lineRule="atLeast"/>
+        <w:rPr>
+          <w:rFonts w:ascii="Consolas" w:eastAsia="Times New Roman" w:hAnsi="Consolas" w:cs="Times New Roman"/>
+          <w:sz w:val="20"/>
+          <w:szCs w:val="20"/>
+          <w:lang w:val="uk-UA"/>
+        </w:rPr>
+      </w:pPr>
+      <w:r>
+        <w:rPr>
+          <w:rFonts w:ascii="Consolas" w:eastAsia="Times New Roman" w:hAnsi="Consolas" w:cs="Times New Roman"/>
+          <w:sz w:val="20"/>
+          <w:szCs w:val="20"/>
+          <w:lang w:val="uk-UA"/>
+        </w:rPr>
+        <w:t>Завдання 2: Інтеграл I(1) = 2.2832</w:t>
+      </w:r>
+    </w:p>
+    <w:p>
+      <w:pPr>
+        <w:rPr>
+          <w:lang w:val="uk-UA"/>
+        </w:rPr>
+      </w:pPr>
     </w:p>
     <w:p>
       <w:r>
@@ -464,10 +1120,10 @@
           <w:noProof/>
         </w:rPr>
         <w:drawing>
-          <wp:inline distT="0" distB="0" distL="0" distR="0" wp14:anchorId="78A71344" wp14:editId="3C9B16B5">
-            <wp:extent cx="3848100" cy="733425"/>
-            <wp:effectExtent l="0" t="0" r="0" b="9525"/>
-            <wp:docPr id="9" name="Рисунок 9"/>
+          <wp:inline distT="0" distB="0" distL="0" distR="0" wp14:anchorId="1C78AAA6" wp14:editId="7D33FED1">
+            <wp:extent cx="4286469" cy="3360717"/>
+            <wp:effectExtent l="0" t="0" r="0" b="0"/>
+            <wp:docPr id="2" name="Рисунок 2"/>
             <wp:cNvGraphicFramePr>
               <a:graphicFrameLocks xmlns:a="http://schemas.openxmlformats.org/drawingml/2006/main" noChangeAspect="1"/>
             </wp:cNvGraphicFramePr>
@@ -487,7 +1143,7 @@
                   <pic:spPr>
                     <a:xfrm>
                       <a:off x="0" y="0"/>
-                      <a:ext cx="3848100" cy="733425"/>
+                      <a:ext cx="4289117" cy="3362793"/>
                     </a:xfrm>
                     <a:prstGeom prst="rect">
                       <a:avLst/>
@@ -502,70 +1158,29 @@
     </w:p>
     <w:p>
       <w:pPr>
-        <w:pStyle w:val="4"/>
-      </w:pPr>
-      <w:r>
-        <w:t>Програмна реалізація</w:t>
-      </w:r>
-    </w:p>
-    <w:p/>
-    <w:p>
-      <w:pPr>
-        <w:pStyle w:val="4"/>
-      </w:pPr>
-      <w:bookmarkStart w:id="11" w:name="_6gmh3wgny9fj" w:colFirst="0" w:colLast="0"/>
-      <w:bookmarkEnd w:id="11"/>
-      <w:r>
-        <w:t>Результати виконання та їх аналіз</w:t>
-      </w:r>
-    </w:p>
-    <w:p/>
-    <w:p/>
-    <w:p>
-      <w:pPr>
-        <w:spacing w:line="360" w:lineRule="auto"/>
-        <w:rPr>
-          <w:rFonts w:ascii="Times New Roman" w:hAnsi="Times New Roman" w:cs="Times New Roman"/>
-          <w:sz w:val="28"/>
-          <w:szCs w:val="28"/>
-        </w:rPr>
-      </w:pPr>
-    </w:p>
-    <w:p>
-      <w:pPr>
         <w:pStyle w:val="3"/>
         <w:rPr>
           <w:b/>
           <w:bCs/>
         </w:rPr>
       </w:pPr>
-      <w:bookmarkStart w:id="12" w:name="_kez7zw47g1zx" w:colFirst="0" w:colLast="0"/>
-      <w:bookmarkStart w:id="13" w:name="_3w1q9q4vj0ui" w:colFirst="0" w:colLast="0"/>
-      <w:bookmarkStart w:id="14" w:name="_o8dwy1m9nfjk" w:colFirst="0" w:colLast="0"/>
-      <w:bookmarkStart w:id="15" w:name="_pcef3xu79ukv" w:colFirst="0" w:colLast="0"/>
-      <w:bookmarkEnd w:id="12"/>
-      <w:bookmarkEnd w:id="13"/>
-      <w:bookmarkEnd w:id="14"/>
-      <w:bookmarkEnd w:id="15"/>
       <w:r>
         <w:rPr>
           <w:b/>
           <w:bCs/>
         </w:rPr>
-        <w:t>Завдання 4.</w:t>
+        <w:t>Завдання 3.</w:t>
       </w:r>
     </w:p>
     <w:p>
       <w:pPr>
         <w:pStyle w:val="4"/>
       </w:pPr>
-      <w:bookmarkStart w:id="16" w:name="_8c7vbifojsek" w:colFirst="0" w:colLast="0"/>
-      <w:bookmarkEnd w:id="16"/>
+      <w:bookmarkStart w:id="10" w:name="_55c852ga13p3" w:colFirst="0" w:colLast="0"/>
+      <w:bookmarkEnd w:id="10"/>
       <w:r>
         <w:t>Умова завдання</w:t>
       </w:r>
-      <w:bookmarkStart w:id="17" w:name="_l2nl53bqnr8r" w:colFirst="0" w:colLast="0"/>
-      <w:bookmarkEnd w:id="17"/>
     </w:p>
     <w:p>
       <w:r>
@@ -573,10 +1188,10 @@
           <w:noProof/>
         </w:rPr>
         <w:drawing>
-          <wp:inline distT="0" distB="0" distL="0" distR="0" wp14:anchorId="53A5BF05" wp14:editId="189DF743">
-            <wp:extent cx="3648075" cy="1266825"/>
-            <wp:effectExtent l="0" t="0" r="9525" b="9525"/>
-            <wp:docPr id="10" name="Рисунок 10"/>
+          <wp:inline distT="0" distB="0" distL="0" distR="0" wp14:anchorId="78A71344" wp14:editId="3C9B16B5">
+            <wp:extent cx="3848100" cy="733425"/>
+            <wp:effectExtent l="0" t="0" r="0" b="9525"/>
+            <wp:docPr id="9" name="Рисунок 9"/>
             <wp:cNvGraphicFramePr>
               <a:graphicFrameLocks xmlns:a="http://schemas.openxmlformats.org/drawingml/2006/main" noChangeAspect="1"/>
             </wp:cNvGraphicFramePr>
@@ -596,7 +1211,7 @@
                   <pic:spPr>
                     <a:xfrm>
                       <a:off x="0" y="0"/>
-                      <a:ext cx="3648075" cy="1266825"/>
+                      <a:ext cx="3848100" cy="733425"/>
                     </a:xfrm>
                     <a:prstGeom prst="rect">
                       <a:avLst/>
@@ -617,13 +1232,142 @@
         <w:t>Програмна реалізація</w:t>
       </w:r>
     </w:p>
-    <w:p/>
+    <w:p>
+      <w:pPr>
+        <w:spacing w:line="240" w:lineRule="auto"/>
+        <w:rPr>
+          <w:rFonts w:ascii="Consolas" w:eastAsia="Times New Roman" w:hAnsi="Consolas" w:cs="Times New Roman"/>
+          <w:sz w:val="20"/>
+          <w:szCs w:val="20"/>
+          <w:lang w:val="uk-UA"/>
+        </w:rPr>
+      </w:pPr>
+      <w:r>
+        <w:rPr>
+          <w:rFonts w:ascii="Consolas" w:eastAsia="Times New Roman" w:hAnsi="Consolas" w:cs="Times New Roman"/>
+          <w:sz w:val="20"/>
+          <w:szCs w:val="20"/>
+          <w:lang w:val="uk-UA"/>
+        </w:rPr>
+        <w:t>y1 = @(x) 4 - x.^2;</w:t>
+      </w:r>
+    </w:p>
+    <w:p>
+      <w:pPr>
+        <w:spacing w:line="240" w:lineRule="auto"/>
+        <w:rPr>
+          <w:rFonts w:ascii="Consolas" w:eastAsia="Times New Roman" w:hAnsi="Consolas" w:cs="Times New Roman"/>
+          <w:sz w:val="20"/>
+          <w:szCs w:val="20"/>
+          <w:lang w:val="uk-UA"/>
+        </w:rPr>
+      </w:pPr>
+      <w:r>
+        <w:rPr>
+          <w:rFonts w:ascii="Consolas" w:eastAsia="Times New Roman" w:hAnsi="Consolas" w:cs="Times New Roman"/>
+          <w:sz w:val="20"/>
+          <w:szCs w:val="20"/>
+          <w:lang w:val="uk-UA"/>
+        </w:rPr>
+        <w:t>y2 = @(x) 2 - x;</w:t>
+      </w:r>
+    </w:p>
+    <w:p>
+      <w:pPr>
+        <w:spacing w:line="240" w:lineRule="auto"/>
+        <w:rPr>
+          <w:rFonts w:ascii="Consolas" w:eastAsia="Times New Roman" w:hAnsi="Consolas" w:cs="Times New Roman"/>
+          <w:sz w:val="20"/>
+          <w:szCs w:val="20"/>
+          <w:lang w:val="uk-UA"/>
+        </w:rPr>
+      </w:pPr>
+      <w:r>
+        <w:rPr>
+          <w:rFonts w:ascii="Consolas" w:eastAsia="Times New Roman" w:hAnsi="Consolas" w:cs="Times New Roman"/>
+          <w:sz w:val="20"/>
+          <w:szCs w:val="20"/>
+          <w:lang w:val="uk-UA"/>
+        </w:rPr>
+        <w:t xml:space="preserve">area3 = </w:t>
+      </w:r>
+      <w:proofErr w:type="spellStart"/>
+      <w:r>
+        <w:rPr>
+          <w:rFonts w:ascii="Consolas" w:eastAsia="Times New Roman" w:hAnsi="Consolas" w:cs="Times New Roman"/>
+          <w:sz w:val="20"/>
+          <w:szCs w:val="20"/>
+          <w:lang w:val="uk-UA"/>
+        </w:rPr>
+        <w:t>integral</w:t>
+      </w:r>
+      <w:proofErr w:type="spellEnd"/>
+      <w:r>
+        <w:rPr>
+          <w:rFonts w:ascii="Consolas" w:eastAsia="Times New Roman" w:hAnsi="Consolas" w:cs="Times New Roman"/>
+          <w:sz w:val="20"/>
+          <w:szCs w:val="20"/>
+          <w:lang w:val="uk-UA"/>
+        </w:rPr>
+        <w:t xml:space="preserve">(@(x) y1(x) - y2(x), -1.561, 2); </w:t>
+      </w:r>
+    </w:p>
+    <w:p>
+      <w:pPr>
+        <w:spacing w:line="240" w:lineRule="auto"/>
+        <w:rPr>
+          <w:rFonts w:ascii="Consolas" w:eastAsia="Times New Roman" w:hAnsi="Consolas" w:cs="Times New Roman"/>
+          <w:sz w:val="20"/>
+          <w:szCs w:val="20"/>
+          <w:lang w:val="uk-UA"/>
+        </w:rPr>
+      </w:pPr>
+      <w:proofErr w:type="spellStart"/>
+      <w:r>
+        <w:rPr>
+          <w:rFonts w:ascii="Consolas" w:eastAsia="Times New Roman" w:hAnsi="Consolas" w:cs="Times New Roman"/>
+          <w:sz w:val="20"/>
+          <w:szCs w:val="20"/>
+          <w:lang w:val="uk-UA"/>
+        </w:rPr>
+        <w:t>fprintf</w:t>
+      </w:r>
+      <w:proofErr w:type="spellEnd"/>
+      <w:r>
+        <w:rPr>
+          <w:rFonts w:ascii="Consolas" w:eastAsia="Times New Roman" w:hAnsi="Consolas" w:cs="Times New Roman"/>
+          <w:sz w:val="20"/>
+          <w:szCs w:val="20"/>
+          <w:lang w:val="uk-UA"/>
+        </w:rPr>
+        <w:t>(</w:t>
+      </w:r>
+      <w:r>
+        <w:rPr>
+          <w:rFonts w:ascii="Consolas" w:eastAsia="Times New Roman" w:hAnsi="Consolas" w:cs="Times New Roman"/>
+          <w:color w:val="A709F5"/>
+          <w:sz w:val="20"/>
+          <w:szCs w:val="20"/>
+          <w:lang w:val="uk-UA"/>
+        </w:rPr>
+        <w:t>'Завдання 3: Площа фігури = %.4f\\n'</w:t>
+      </w:r>
+      <w:r>
+        <w:rPr>
+          <w:rFonts w:ascii="Consolas" w:eastAsia="Times New Roman" w:hAnsi="Consolas" w:cs="Times New Roman"/>
+          <w:sz w:val="20"/>
+          <w:szCs w:val="20"/>
+          <w:lang w:val="uk-UA"/>
+        </w:rPr>
+        <w:t>, area3);</w:t>
+      </w:r>
+    </w:p>
     <w:p>
       <w:pPr>
         <w:pStyle w:val="4"/>
       </w:pPr>
-      <w:bookmarkStart w:id="18" w:name="_i1dv18247lxc" w:colFirst="0" w:colLast="0"/>
-      <w:bookmarkEnd w:id="18"/>
+      <w:bookmarkStart w:id="11" w:name="_6gmh3wgny9fj" w:colFirst="0" w:colLast="0"/>
+      <w:bookmarkEnd w:id="11"/>
       <w:r>
         <w:t>Результати виконання та їх аналіз</w:t>
       </w:r>
@@ -638,17 +1382,23 @@
           <w:lang w:val="uk-UA"/>
         </w:rPr>
       </w:pPr>
-      <w:bookmarkStart w:id="19" w:name="_5ap502pi7z4t" w:colFirst="0" w:colLast="0"/>
-      <w:bookmarkEnd w:id="19"/>
-    </w:p>
-    <w:p>
-      <w:pPr>
-        <w:spacing w:line="257" w:lineRule="atLeast"/>
-        <w:rPr>
-          <w:rFonts w:ascii="Consolas" w:eastAsia="Times New Roman" w:hAnsi="Consolas" w:cs="Times New Roman"/>
-          <w:sz w:val="20"/>
-          <w:szCs w:val="20"/>
-          <w:lang w:val="uk-UA"/>
+      <w:r>
+        <w:rPr>
+          <w:rFonts w:ascii="Consolas" w:eastAsia="Times New Roman" w:hAnsi="Consolas" w:cs="Times New Roman"/>
+          <w:sz w:val="20"/>
+          <w:szCs w:val="20"/>
+          <w:lang w:val="uk-UA"/>
+        </w:rPr>
+        <w:t>Завдання 3: Площа фігури = 3.9691</w:t>
+      </w:r>
+    </w:p>
+    <w:p>
+      <w:pPr>
+        <w:spacing w:line="360" w:lineRule="auto"/>
+        <w:rPr>
+          <w:rFonts w:ascii="Times New Roman" w:hAnsi="Times New Roman" w:cs="Times New Roman"/>
+          <w:sz w:val="28"/>
+          <w:szCs w:val="28"/>
         </w:rPr>
       </w:pPr>
     </w:p>
@@ -660,32 +1410,34 @@
           <w:bCs/>
         </w:rPr>
       </w:pPr>
-    </w:p>
-    <w:p>
-      <w:pPr>
-        <w:pStyle w:val="3"/>
+      <w:bookmarkStart w:id="12" w:name="_kez7zw47g1zx" w:colFirst="0" w:colLast="0"/>
+      <w:bookmarkStart w:id="13" w:name="_3w1q9q4vj0ui" w:colFirst="0" w:colLast="0"/>
+      <w:bookmarkStart w:id="14" w:name="_o8dwy1m9nfjk" w:colFirst="0" w:colLast="0"/>
+      <w:bookmarkStart w:id="15" w:name="_pcef3xu79ukv" w:colFirst="0" w:colLast="0"/>
+      <w:bookmarkEnd w:id="12"/>
+      <w:bookmarkEnd w:id="13"/>
+      <w:bookmarkEnd w:id="14"/>
+      <w:bookmarkEnd w:id="15"/>
+      <w:r>
         <w:rPr>
           <w:b/>
           <w:bCs/>
         </w:rPr>
-      </w:pPr>
-      <w:r>
-        <w:rPr>
-          <w:b/>
-          <w:bCs/>
-        </w:rPr>
-        <w:t>Завдання 5.</w:t>
+        <w:lastRenderedPageBreak/>
+        <w:t>Завдання 4.</w:t>
       </w:r>
     </w:p>
     <w:p>
       <w:pPr>
         <w:pStyle w:val="4"/>
       </w:pPr>
-      <w:bookmarkStart w:id="20" w:name="_4q4i60osdvb" w:colFirst="0" w:colLast="0"/>
-      <w:bookmarkEnd w:id="20"/>
+      <w:bookmarkStart w:id="16" w:name="_8c7vbifojsek" w:colFirst="0" w:colLast="0"/>
+      <w:bookmarkEnd w:id="16"/>
       <w:r>
         <w:t>Умова завдання</w:t>
       </w:r>
+      <w:bookmarkStart w:id="17" w:name="_l2nl53bqnr8r" w:colFirst="0" w:colLast="0"/>
+      <w:bookmarkEnd w:id="17"/>
     </w:p>
     <w:p>
       <w:r>
@@ -693,10 +1445,10 @@
           <w:noProof/>
         </w:rPr>
         <w:drawing>
-          <wp:inline distT="0" distB="0" distL="0" distR="0" wp14:anchorId="27C49081" wp14:editId="3AE8721D">
-            <wp:extent cx="5591175" cy="1152525"/>
+          <wp:inline distT="0" distB="0" distL="0" distR="0" wp14:anchorId="53A5BF05" wp14:editId="189DF743">
+            <wp:extent cx="3648075" cy="1266825"/>
             <wp:effectExtent l="0" t="0" r="9525" b="9525"/>
-            <wp:docPr id="11" name="Рисунок 11"/>
+            <wp:docPr id="10" name="Рисунок 10"/>
             <wp:cNvGraphicFramePr>
               <a:graphicFrameLocks xmlns:a="http://schemas.openxmlformats.org/drawingml/2006/main" noChangeAspect="1"/>
             </wp:cNvGraphicFramePr>
@@ -716,7 +1468,7 @@
                   <pic:spPr>
                     <a:xfrm>
                       <a:off x="0" y="0"/>
-                      <a:ext cx="5591175" cy="1152525"/>
+                      <a:ext cx="3648075" cy="1266825"/>
                     </a:xfrm>
                     <a:prstGeom prst="rect">
                       <a:avLst/>
@@ -737,19 +1489,206 @@
         <w:t>Програмна реалізація</w:t>
       </w:r>
     </w:p>
-    <w:p/>
+    <w:p>
+      <w:pPr>
+        <w:spacing w:line="240" w:lineRule="auto"/>
+        <w:rPr>
+          <w:rFonts w:ascii="Consolas" w:eastAsia="Times New Roman" w:hAnsi="Consolas" w:cs="Times New Roman"/>
+          <w:sz w:val="20"/>
+          <w:szCs w:val="20"/>
+          <w:lang w:val="uk-UA"/>
+        </w:rPr>
+      </w:pPr>
+      <w:r>
+        <w:rPr>
+          <w:rFonts w:ascii="Consolas" w:eastAsia="Times New Roman" w:hAnsi="Consolas" w:cs="Times New Roman"/>
+          <w:sz w:val="20"/>
+          <w:szCs w:val="20"/>
+          <w:lang w:val="uk-UA"/>
+        </w:rPr>
+        <w:t>f = @(x) x.^(3/2);</w:t>
+      </w:r>
+    </w:p>
+    <w:p>
+      <w:pPr>
+        <w:spacing w:line="240" w:lineRule="auto"/>
+        <w:rPr>
+          <w:rFonts w:ascii="Consolas" w:eastAsia="Times New Roman" w:hAnsi="Consolas" w:cs="Times New Roman"/>
+          <w:sz w:val="20"/>
+          <w:szCs w:val="20"/>
+          <w:lang w:val="uk-UA"/>
+        </w:rPr>
+      </w:pPr>
+      <w:r>
+        <w:rPr>
+          <w:rFonts w:ascii="Consolas" w:eastAsia="Times New Roman" w:hAnsi="Consolas" w:cs="Times New Roman"/>
+          <w:sz w:val="20"/>
+          <w:szCs w:val="20"/>
+          <w:lang w:val="uk-UA"/>
+        </w:rPr>
+        <w:t>f1 = @(x) (3/2)*x.^(1/2);</w:t>
+      </w:r>
+    </w:p>
+    <w:p>
+      <w:pPr>
+        <w:spacing w:line="240" w:lineRule="auto"/>
+        <w:rPr>
+          <w:rFonts w:ascii="Consolas" w:eastAsia="Times New Roman" w:hAnsi="Consolas" w:cs="Times New Roman"/>
+          <w:sz w:val="20"/>
+          <w:szCs w:val="20"/>
+          <w:lang w:val="uk-UA"/>
+        </w:rPr>
+      </w:pPr>
+      <w:r>
+        <w:rPr>
+          <w:rFonts w:ascii="Consolas" w:eastAsia="Times New Roman" w:hAnsi="Consolas" w:cs="Times New Roman"/>
+          <w:sz w:val="20"/>
+          <w:szCs w:val="20"/>
+          <w:lang w:val="uk-UA"/>
+        </w:rPr>
+        <w:t xml:space="preserve">S = </w:t>
+      </w:r>
+      <w:proofErr w:type="spellStart"/>
+      <w:r>
+        <w:rPr>
+          <w:rFonts w:ascii="Consolas" w:eastAsia="Times New Roman" w:hAnsi="Consolas" w:cs="Times New Roman"/>
+          <w:sz w:val="20"/>
+          <w:szCs w:val="20"/>
+          <w:lang w:val="uk-UA"/>
+        </w:rPr>
+        <w:t>integral</w:t>
+      </w:r>
+      <w:proofErr w:type="spellEnd"/>
+      <w:r>
+        <w:rPr>
+          <w:rFonts w:ascii="Consolas" w:eastAsia="Times New Roman" w:hAnsi="Consolas" w:cs="Times New Roman"/>
+          <w:sz w:val="20"/>
+          <w:szCs w:val="20"/>
+          <w:lang w:val="uk-UA"/>
+        </w:rPr>
+        <w:t xml:space="preserve">(@(x) </w:t>
+      </w:r>
+      <w:proofErr w:type="spellStart"/>
+      <w:r>
+        <w:rPr>
+          <w:rFonts w:ascii="Consolas" w:eastAsia="Times New Roman" w:hAnsi="Consolas" w:cs="Times New Roman"/>
+          <w:sz w:val="20"/>
+          <w:szCs w:val="20"/>
+          <w:lang w:val="uk-UA"/>
+        </w:rPr>
+        <w:t>sqrt</w:t>
+      </w:r>
+      <w:proofErr w:type="spellEnd"/>
+      <w:r>
+        <w:rPr>
+          <w:rFonts w:ascii="Consolas" w:eastAsia="Times New Roman" w:hAnsi="Consolas" w:cs="Times New Roman"/>
+          <w:sz w:val="20"/>
+          <w:szCs w:val="20"/>
+          <w:lang w:val="uk-UA"/>
+        </w:rPr>
+        <w:t>(1 + f1(x).^2), 0, 4);</w:t>
+      </w:r>
+    </w:p>
+    <w:p>
+      <w:pPr>
+        <w:spacing w:line="240" w:lineRule="auto"/>
+        <w:rPr>
+          <w:rFonts w:ascii="Consolas" w:eastAsia="Times New Roman" w:hAnsi="Consolas" w:cs="Times New Roman"/>
+          <w:sz w:val="20"/>
+          <w:szCs w:val="20"/>
+          <w:lang w:val="uk-UA"/>
+        </w:rPr>
+      </w:pPr>
+      <w:proofErr w:type="spellStart"/>
+      <w:r>
+        <w:rPr>
+          <w:rFonts w:ascii="Consolas" w:eastAsia="Times New Roman" w:hAnsi="Consolas" w:cs="Times New Roman"/>
+          <w:sz w:val="20"/>
+          <w:szCs w:val="20"/>
+          <w:lang w:val="uk-UA"/>
+        </w:rPr>
+        <w:t>fprintf</w:t>
+      </w:r>
+      <w:proofErr w:type="spellEnd"/>
+      <w:r>
+        <w:rPr>
+          <w:rFonts w:ascii="Consolas" w:eastAsia="Times New Roman" w:hAnsi="Consolas" w:cs="Times New Roman"/>
+          <w:sz w:val="20"/>
+          <w:szCs w:val="20"/>
+          <w:lang w:val="uk-UA"/>
+        </w:rPr>
+        <w:t>(</w:t>
+      </w:r>
+      <w:r>
+        <w:rPr>
+          <w:rFonts w:ascii="Consolas" w:eastAsia="Times New Roman" w:hAnsi="Consolas" w:cs="Times New Roman"/>
+          <w:color w:val="A709F5"/>
+          <w:sz w:val="20"/>
+          <w:szCs w:val="20"/>
+          <w:lang w:val="uk-UA"/>
+        </w:rPr>
+        <w:t>'Завдання 4: Довжина дуги = %.4f\\n'</w:t>
+      </w:r>
+      <w:r>
+        <w:rPr>
+          <w:rFonts w:ascii="Consolas" w:eastAsia="Times New Roman" w:hAnsi="Consolas" w:cs="Times New Roman"/>
+          <w:sz w:val="20"/>
+          <w:szCs w:val="20"/>
+          <w:lang w:val="uk-UA"/>
+        </w:rPr>
+        <w:t>, S);</w:t>
+      </w:r>
+    </w:p>
+    <w:p>
+      <w:pPr>
+        <w:rPr>
+          <w:lang w:val="uk-UA"/>
+        </w:rPr>
+      </w:pPr>
+    </w:p>
     <w:p>
       <w:pPr>
         <w:pStyle w:val="4"/>
       </w:pPr>
-      <w:bookmarkStart w:id="21" w:name="_3sellt10qu7b" w:colFirst="0" w:colLast="0"/>
-      <w:bookmarkEnd w:id="21"/>
+      <w:bookmarkStart w:id="18" w:name="_i1dv18247lxc" w:colFirst="0" w:colLast="0"/>
+      <w:bookmarkEnd w:id="18"/>
       <w:r>
         <w:t>Результати виконання та їх аналіз</w:t>
       </w:r>
     </w:p>
-    <w:p/>
-    <w:p/>
+    <w:p>
+      <w:pPr>
+        <w:spacing w:line="257" w:lineRule="atLeast"/>
+        <w:rPr>
+          <w:rFonts w:ascii="Consolas" w:eastAsia="Times New Roman" w:hAnsi="Consolas" w:cs="Times New Roman"/>
+          <w:sz w:val="20"/>
+          <w:szCs w:val="20"/>
+          <w:lang w:val="uk-UA"/>
+        </w:rPr>
+      </w:pPr>
+      <w:bookmarkStart w:id="19" w:name="_5ap502pi7z4t" w:colFirst="0" w:colLast="0"/>
+      <w:bookmarkEnd w:id="19"/>
+    </w:p>
+    <w:p>
+      <w:pPr>
+        <w:spacing w:line="257" w:lineRule="atLeast"/>
+        <w:rPr>
+          <w:rFonts w:ascii="Consolas" w:eastAsia="Times New Roman" w:hAnsi="Consolas" w:cs="Times New Roman"/>
+          <w:sz w:val="20"/>
+          <w:szCs w:val="20"/>
+          <w:lang w:val="uk-UA"/>
+        </w:rPr>
+      </w:pPr>
+      <w:r>
+        <w:rPr>
+          <w:rFonts w:ascii="Consolas" w:eastAsia="Times New Roman" w:hAnsi="Consolas" w:cs="Times New Roman"/>
+          <w:sz w:val="20"/>
+          <w:szCs w:val="20"/>
+          <w:lang w:val="uk-UA"/>
+        </w:rPr>
+        <w:t>Завдання 4: Довжина дуги = 9.0734</w:t>
+      </w:r>
+    </w:p>
     <w:p>
       <w:pPr>
         <w:pStyle w:val="3"/>
@@ -758,27 +1697,23 @@
           <w:bCs/>
         </w:rPr>
       </w:pPr>
-      <w:bookmarkStart w:id="22" w:name="_vnuh0plx8ufm" w:colFirst="0" w:colLast="0"/>
-      <w:bookmarkEnd w:id="22"/>
       <w:r>
         <w:rPr>
           <w:b/>
           <w:bCs/>
         </w:rPr>
-        <w:t>Завдання 6.</w:t>
+        <w:t>Завдання 5.</w:t>
       </w:r>
     </w:p>
     <w:p>
       <w:pPr>
         <w:pStyle w:val="4"/>
       </w:pPr>
-      <w:bookmarkStart w:id="23" w:name="_j8jpvfu0scim" w:colFirst="0" w:colLast="0"/>
-      <w:bookmarkEnd w:id="23"/>
+      <w:bookmarkStart w:id="20" w:name="_4q4i60osdvb" w:colFirst="0" w:colLast="0"/>
+      <w:bookmarkEnd w:id="20"/>
       <w:r>
         <w:t>Умова завдання</w:t>
       </w:r>
-      <w:bookmarkStart w:id="24" w:name="_yfnt29rl9gfo" w:colFirst="0" w:colLast="0"/>
-      <w:bookmarkEnd w:id="24"/>
     </w:p>
     <w:p>
       <w:r>
@@ -786,10 +1721,10 @@
           <w:noProof/>
         </w:rPr>
         <w:drawing>
-          <wp:inline distT="0" distB="0" distL="0" distR="0" wp14:anchorId="07414CA0" wp14:editId="2379CCAE">
-            <wp:extent cx="5733415" cy="1059180"/>
-            <wp:effectExtent l="0" t="0" r="635" b="7620"/>
-            <wp:docPr id="12" name="Рисунок 12"/>
+          <wp:inline distT="0" distB="0" distL="0" distR="0" wp14:anchorId="27C49081" wp14:editId="3AE8721D">
+            <wp:extent cx="5591175" cy="1152525"/>
+            <wp:effectExtent l="0" t="0" r="9525" b="9525"/>
+            <wp:docPr id="11" name="Рисунок 11"/>
             <wp:cNvGraphicFramePr>
               <a:graphicFrameLocks xmlns:a="http://schemas.openxmlformats.org/drawingml/2006/main" noChangeAspect="1"/>
             </wp:cNvGraphicFramePr>
@@ -809,7 +1744,7 @@
                   <pic:spPr>
                     <a:xfrm>
                       <a:off x="0" y="0"/>
-                      <a:ext cx="5733415" cy="1059180"/>
+                      <a:ext cx="5591175" cy="1152525"/>
                     </a:xfrm>
                     <a:prstGeom prst="rect">
                       <a:avLst/>
@@ -830,70 +1765,649 @@
         <w:t>Програмна реалізація</w:t>
       </w:r>
     </w:p>
-    <w:p/>
+    <w:p>
+      <w:pPr>
+        <w:spacing w:line="240" w:lineRule="auto"/>
+        <w:rPr>
+          <w:rFonts w:ascii="Consolas" w:eastAsia="Times New Roman" w:hAnsi="Consolas" w:cs="Times New Roman"/>
+          <w:sz w:val="20"/>
+          <w:szCs w:val="20"/>
+          <w:lang w:val="uk-UA"/>
+        </w:rPr>
+      </w:pPr>
+      <w:proofErr w:type="spellStart"/>
+      <w:r>
+        <w:rPr>
+          <w:rFonts w:ascii="Consolas" w:eastAsia="Times New Roman" w:hAnsi="Consolas" w:cs="Times New Roman"/>
+          <w:sz w:val="20"/>
+          <w:szCs w:val="20"/>
+          <w:lang w:val="uk-UA"/>
+        </w:rPr>
+        <w:t>syms</w:t>
+      </w:r>
+      <w:proofErr w:type="spellEnd"/>
+      <w:r>
+        <w:rPr>
+          <w:rFonts w:ascii="Consolas" w:eastAsia="Times New Roman" w:hAnsi="Consolas" w:cs="Times New Roman"/>
+          <w:sz w:val="20"/>
+          <w:szCs w:val="20"/>
+          <w:lang w:val="uk-UA"/>
+        </w:rPr>
+        <w:t xml:space="preserve"> </w:t>
+      </w:r>
+      <w:r>
+        <w:rPr>
+          <w:rFonts w:ascii="Consolas" w:eastAsia="Times New Roman" w:hAnsi="Consolas" w:cs="Times New Roman"/>
+          <w:color w:val="A709F5"/>
+          <w:sz w:val="20"/>
+          <w:szCs w:val="20"/>
+          <w:lang w:val="uk-UA"/>
+        </w:rPr>
+        <w:t>x</w:t>
+      </w:r>
+    </w:p>
+    <w:p>
+      <w:pPr>
+        <w:spacing w:line="240" w:lineRule="auto"/>
+        <w:rPr>
+          <w:rFonts w:ascii="Consolas" w:eastAsia="Times New Roman" w:hAnsi="Consolas" w:cs="Times New Roman"/>
+          <w:sz w:val="20"/>
+          <w:szCs w:val="20"/>
+          <w:lang w:val="uk-UA"/>
+        </w:rPr>
+      </w:pPr>
+      <w:r>
+        <w:rPr>
+          <w:rFonts w:ascii="Consolas" w:eastAsia="Times New Roman" w:hAnsi="Consolas" w:cs="Times New Roman"/>
+          <w:sz w:val="20"/>
+          <w:szCs w:val="20"/>
+          <w:lang w:val="uk-UA"/>
+        </w:rPr>
+        <w:t>y = (2*x - 3)/(2 + x) + 1;</w:t>
+      </w:r>
+    </w:p>
+    <w:p>
+      <w:pPr>
+        <w:spacing w:line="240" w:lineRule="auto"/>
+        <w:rPr>
+          <w:rFonts w:ascii="Consolas" w:eastAsia="Times New Roman" w:hAnsi="Consolas" w:cs="Times New Roman"/>
+          <w:sz w:val="20"/>
+          <w:szCs w:val="20"/>
+          <w:lang w:val="uk-UA"/>
+        </w:rPr>
+      </w:pPr>
+      <w:r>
+        <w:rPr>
+          <w:rFonts w:ascii="Consolas" w:eastAsia="Times New Roman" w:hAnsi="Consolas" w:cs="Times New Roman"/>
+          <w:sz w:val="20"/>
+          <w:szCs w:val="20"/>
+          <w:lang w:val="uk-UA"/>
+        </w:rPr>
+        <w:t>x0 = 2;</w:t>
+      </w:r>
+    </w:p>
+    <w:p>
+      <w:pPr>
+        <w:spacing w:line="240" w:lineRule="auto"/>
+        <w:rPr>
+          <w:rFonts w:ascii="Consolas" w:eastAsia="Times New Roman" w:hAnsi="Consolas" w:cs="Times New Roman"/>
+          <w:sz w:val="20"/>
+          <w:szCs w:val="20"/>
+          <w:lang w:val="uk-UA"/>
+        </w:rPr>
+      </w:pPr>
+      <w:r>
+        <w:rPr>
+          <w:rFonts w:ascii="Consolas" w:eastAsia="Times New Roman" w:hAnsi="Consolas" w:cs="Times New Roman"/>
+          <w:sz w:val="20"/>
+          <w:szCs w:val="20"/>
+          <w:lang w:val="uk-UA"/>
+        </w:rPr>
+        <w:t xml:space="preserve">y0 = </w:t>
+      </w:r>
+      <w:proofErr w:type="spellStart"/>
+      <w:r>
+        <w:rPr>
+          <w:rFonts w:ascii="Consolas" w:eastAsia="Times New Roman" w:hAnsi="Consolas" w:cs="Times New Roman"/>
+          <w:sz w:val="20"/>
+          <w:szCs w:val="20"/>
+          <w:lang w:val="uk-UA"/>
+        </w:rPr>
+        <w:t>double</w:t>
+      </w:r>
+      <w:proofErr w:type="spellEnd"/>
+      <w:r>
+        <w:rPr>
+          <w:rFonts w:ascii="Consolas" w:eastAsia="Times New Roman" w:hAnsi="Consolas" w:cs="Times New Roman"/>
+          <w:sz w:val="20"/>
+          <w:szCs w:val="20"/>
+          <w:lang w:val="uk-UA"/>
+        </w:rPr>
+        <w:t>(</w:t>
+      </w:r>
+      <w:proofErr w:type="spellStart"/>
+      <w:r>
+        <w:rPr>
+          <w:rFonts w:ascii="Consolas" w:eastAsia="Times New Roman" w:hAnsi="Consolas" w:cs="Times New Roman"/>
+          <w:sz w:val="20"/>
+          <w:szCs w:val="20"/>
+          <w:lang w:val="uk-UA"/>
+        </w:rPr>
+        <w:t>subs</w:t>
+      </w:r>
+      <w:proofErr w:type="spellEnd"/>
+      <w:r>
+        <w:rPr>
+          <w:rFonts w:ascii="Consolas" w:eastAsia="Times New Roman" w:hAnsi="Consolas" w:cs="Times New Roman"/>
+          <w:sz w:val="20"/>
+          <w:szCs w:val="20"/>
+          <w:lang w:val="uk-UA"/>
+        </w:rPr>
+        <w:t>(y, x, x0));</w:t>
+      </w:r>
+    </w:p>
+    <w:p>
+      <w:pPr>
+        <w:spacing w:line="240" w:lineRule="auto"/>
+        <w:rPr>
+          <w:rFonts w:ascii="Consolas" w:eastAsia="Times New Roman" w:hAnsi="Consolas" w:cs="Times New Roman"/>
+          <w:sz w:val="20"/>
+          <w:szCs w:val="20"/>
+          <w:lang w:val="uk-UA"/>
+        </w:rPr>
+      </w:pPr>
+      <w:proofErr w:type="spellStart"/>
+      <w:r>
+        <w:rPr>
+          <w:rFonts w:ascii="Consolas" w:eastAsia="Times New Roman" w:hAnsi="Consolas" w:cs="Times New Roman"/>
+          <w:sz w:val="20"/>
+          <w:szCs w:val="20"/>
+          <w:lang w:val="uk-UA"/>
+        </w:rPr>
+        <w:t>dy</w:t>
+      </w:r>
+      <w:proofErr w:type="spellEnd"/>
+      <w:r>
+        <w:rPr>
+          <w:rFonts w:ascii="Consolas" w:eastAsia="Times New Roman" w:hAnsi="Consolas" w:cs="Times New Roman"/>
+          <w:sz w:val="20"/>
+          <w:szCs w:val="20"/>
+          <w:lang w:val="uk-UA"/>
+        </w:rPr>
+        <w:t xml:space="preserve"> = </w:t>
+      </w:r>
+      <w:proofErr w:type="spellStart"/>
+      <w:r>
+        <w:rPr>
+          <w:rFonts w:ascii="Consolas" w:eastAsia="Times New Roman" w:hAnsi="Consolas" w:cs="Times New Roman"/>
+          <w:sz w:val="20"/>
+          <w:szCs w:val="20"/>
+          <w:lang w:val="uk-UA"/>
+        </w:rPr>
+        <w:t>diff</w:t>
+      </w:r>
+      <w:proofErr w:type="spellEnd"/>
+      <w:r>
+        <w:rPr>
+          <w:rFonts w:ascii="Consolas" w:eastAsia="Times New Roman" w:hAnsi="Consolas" w:cs="Times New Roman"/>
+          <w:sz w:val="20"/>
+          <w:szCs w:val="20"/>
+          <w:lang w:val="uk-UA"/>
+        </w:rPr>
+        <w:t>(y);</w:t>
+      </w:r>
+    </w:p>
+    <w:p>
+      <w:pPr>
+        <w:spacing w:line="240" w:lineRule="auto"/>
+        <w:rPr>
+          <w:rFonts w:ascii="Consolas" w:eastAsia="Times New Roman" w:hAnsi="Consolas" w:cs="Times New Roman"/>
+          <w:sz w:val="20"/>
+          <w:szCs w:val="20"/>
+          <w:lang w:val="uk-UA"/>
+        </w:rPr>
+      </w:pPr>
+      <w:r>
+        <w:rPr>
+          <w:rFonts w:ascii="Consolas" w:eastAsia="Times New Roman" w:hAnsi="Consolas" w:cs="Times New Roman"/>
+          <w:sz w:val="20"/>
+          <w:szCs w:val="20"/>
+          <w:lang w:val="uk-UA"/>
+        </w:rPr>
+        <w:t xml:space="preserve">k = </w:t>
+      </w:r>
+      <w:proofErr w:type="spellStart"/>
+      <w:r>
+        <w:rPr>
+          <w:rFonts w:ascii="Consolas" w:eastAsia="Times New Roman" w:hAnsi="Consolas" w:cs="Times New Roman"/>
+          <w:sz w:val="20"/>
+          <w:szCs w:val="20"/>
+          <w:lang w:val="uk-UA"/>
+        </w:rPr>
+        <w:t>double</w:t>
+      </w:r>
+      <w:proofErr w:type="spellEnd"/>
+      <w:r>
+        <w:rPr>
+          <w:rFonts w:ascii="Consolas" w:eastAsia="Times New Roman" w:hAnsi="Consolas" w:cs="Times New Roman"/>
+          <w:sz w:val="20"/>
+          <w:szCs w:val="20"/>
+          <w:lang w:val="uk-UA"/>
+        </w:rPr>
+        <w:t>(</w:t>
+      </w:r>
+      <w:proofErr w:type="spellStart"/>
+      <w:r>
+        <w:rPr>
+          <w:rFonts w:ascii="Consolas" w:eastAsia="Times New Roman" w:hAnsi="Consolas" w:cs="Times New Roman"/>
+          <w:sz w:val="20"/>
+          <w:szCs w:val="20"/>
+          <w:lang w:val="uk-UA"/>
+        </w:rPr>
+        <w:t>subs</w:t>
+      </w:r>
+      <w:proofErr w:type="spellEnd"/>
+      <w:r>
+        <w:rPr>
+          <w:rFonts w:ascii="Consolas" w:eastAsia="Times New Roman" w:hAnsi="Consolas" w:cs="Times New Roman"/>
+          <w:sz w:val="20"/>
+          <w:szCs w:val="20"/>
+          <w:lang w:val="uk-UA"/>
+        </w:rPr>
+        <w:t>(</w:t>
+      </w:r>
+      <w:proofErr w:type="spellStart"/>
+      <w:r>
+        <w:rPr>
+          <w:rFonts w:ascii="Consolas" w:eastAsia="Times New Roman" w:hAnsi="Consolas" w:cs="Times New Roman"/>
+          <w:sz w:val="20"/>
+          <w:szCs w:val="20"/>
+          <w:lang w:val="uk-UA"/>
+        </w:rPr>
+        <w:t>dy</w:t>
+      </w:r>
+      <w:proofErr w:type="spellEnd"/>
+      <w:r>
+        <w:rPr>
+          <w:rFonts w:ascii="Consolas" w:eastAsia="Times New Roman" w:hAnsi="Consolas" w:cs="Times New Roman"/>
+          <w:sz w:val="20"/>
+          <w:szCs w:val="20"/>
+          <w:lang w:val="uk-UA"/>
+        </w:rPr>
+        <w:t>, x, x0));</w:t>
+      </w:r>
+    </w:p>
+    <w:p>
+      <w:pPr>
+        <w:spacing w:line="240" w:lineRule="auto"/>
+        <w:rPr>
+          <w:rFonts w:ascii="Consolas" w:eastAsia="Times New Roman" w:hAnsi="Consolas" w:cs="Times New Roman"/>
+          <w:sz w:val="20"/>
+          <w:szCs w:val="20"/>
+          <w:lang w:val="uk-UA"/>
+        </w:rPr>
+      </w:pPr>
+      <w:proofErr w:type="spellStart"/>
+      <w:r>
+        <w:rPr>
+          <w:rFonts w:ascii="Consolas" w:eastAsia="Times New Roman" w:hAnsi="Consolas" w:cs="Times New Roman"/>
+          <w:sz w:val="20"/>
+          <w:szCs w:val="20"/>
+          <w:lang w:val="uk-UA"/>
+        </w:rPr>
+        <w:t>yt</w:t>
+      </w:r>
+      <w:proofErr w:type="spellEnd"/>
+      <w:r>
+        <w:rPr>
+          <w:rFonts w:ascii="Consolas" w:eastAsia="Times New Roman" w:hAnsi="Consolas" w:cs="Times New Roman"/>
+          <w:sz w:val="20"/>
+          <w:szCs w:val="20"/>
+          <w:lang w:val="uk-UA"/>
+        </w:rPr>
+        <w:t xml:space="preserve"> = k*(x - x0) + y0;</w:t>
+      </w:r>
+    </w:p>
+    <w:p>
+      <w:pPr>
+        <w:spacing w:line="240" w:lineRule="auto"/>
+        <w:rPr>
+          <w:rFonts w:ascii="Consolas" w:eastAsia="Times New Roman" w:hAnsi="Consolas" w:cs="Times New Roman"/>
+          <w:sz w:val="20"/>
+          <w:szCs w:val="20"/>
+          <w:lang w:val="uk-UA"/>
+        </w:rPr>
+      </w:pPr>
+      <w:proofErr w:type="spellStart"/>
+      <w:r>
+        <w:rPr>
+          <w:rFonts w:ascii="Consolas" w:eastAsia="Times New Roman" w:hAnsi="Consolas" w:cs="Times New Roman"/>
+          <w:sz w:val="20"/>
+          <w:szCs w:val="20"/>
+          <w:lang w:val="uk-UA"/>
+        </w:rPr>
+        <w:t>fprintf</w:t>
+      </w:r>
+      <w:proofErr w:type="spellEnd"/>
+      <w:r>
+        <w:rPr>
+          <w:rFonts w:ascii="Consolas" w:eastAsia="Times New Roman" w:hAnsi="Consolas" w:cs="Times New Roman"/>
+          <w:sz w:val="20"/>
+          <w:szCs w:val="20"/>
+          <w:lang w:val="uk-UA"/>
+        </w:rPr>
+        <w:t>(</w:t>
+      </w:r>
+      <w:r>
+        <w:rPr>
+          <w:rFonts w:ascii="Consolas" w:eastAsia="Times New Roman" w:hAnsi="Consolas" w:cs="Times New Roman"/>
+          <w:color w:val="A709F5"/>
+          <w:sz w:val="20"/>
+          <w:szCs w:val="20"/>
+          <w:lang w:val="uk-UA"/>
+        </w:rPr>
+        <w:t>'Завдання 5: Дотична у точці x = 2 має нахил k = %.4f, y0 = %.4f\\n'</w:t>
+      </w:r>
+      <w:r>
+        <w:rPr>
+          <w:rFonts w:ascii="Consolas" w:eastAsia="Times New Roman" w:hAnsi="Consolas" w:cs="Times New Roman"/>
+          <w:sz w:val="20"/>
+          <w:szCs w:val="20"/>
+          <w:lang w:val="uk-UA"/>
+        </w:rPr>
+        <w:t>, k, y0);</w:t>
+      </w:r>
+    </w:p>
+    <w:p>
+      <w:pPr>
+        <w:spacing w:line="240" w:lineRule="auto"/>
+        <w:rPr>
+          <w:rFonts w:ascii="Consolas" w:eastAsia="Times New Roman" w:hAnsi="Consolas" w:cs="Times New Roman"/>
+          <w:sz w:val="20"/>
+          <w:szCs w:val="20"/>
+          <w:lang w:val="uk-UA"/>
+        </w:rPr>
+      </w:pPr>
+      <w:proofErr w:type="spellStart"/>
+      <w:r>
+        <w:rPr>
+          <w:rFonts w:ascii="Consolas" w:eastAsia="Times New Roman" w:hAnsi="Consolas" w:cs="Times New Roman"/>
+          <w:sz w:val="20"/>
+          <w:szCs w:val="20"/>
+          <w:lang w:val="uk-UA"/>
+        </w:rPr>
+        <w:t>figure</w:t>
+      </w:r>
+      <w:proofErr w:type="spellEnd"/>
+      <w:r>
+        <w:rPr>
+          <w:rFonts w:ascii="Consolas" w:eastAsia="Times New Roman" w:hAnsi="Consolas" w:cs="Times New Roman"/>
+          <w:sz w:val="20"/>
+          <w:szCs w:val="20"/>
+          <w:lang w:val="uk-UA"/>
+        </w:rPr>
+        <w:t>;</w:t>
+      </w:r>
+    </w:p>
+    <w:p>
+      <w:pPr>
+        <w:spacing w:line="240" w:lineRule="auto"/>
+        <w:rPr>
+          <w:rFonts w:ascii="Consolas" w:eastAsia="Times New Roman" w:hAnsi="Consolas" w:cs="Times New Roman"/>
+          <w:sz w:val="20"/>
+          <w:szCs w:val="20"/>
+          <w:lang w:val="uk-UA"/>
+        </w:rPr>
+      </w:pPr>
+      <w:proofErr w:type="spellStart"/>
+      <w:r>
+        <w:rPr>
+          <w:rFonts w:ascii="Consolas" w:eastAsia="Times New Roman" w:hAnsi="Consolas" w:cs="Times New Roman"/>
+          <w:sz w:val="20"/>
+          <w:szCs w:val="20"/>
+          <w:lang w:val="uk-UA"/>
+        </w:rPr>
+        <w:t>fplot</w:t>
+      </w:r>
+      <w:proofErr w:type="spellEnd"/>
+      <w:r>
+        <w:rPr>
+          <w:rFonts w:ascii="Consolas" w:eastAsia="Times New Roman" w:hAnsi="Consolas" w:cs="Times New Roman"/>
+          <w:sz w:val="20"/>
+          <w:szCs w:val="20"/>
+          <w:lang w:val="uk-UA"/>
+        </w:rPr>
+        <w:t xml:space="preserve">([y, </w:t>
+      </w:r>
+      <w:proofErr w:type="spellStart"/>
+      <w:r>
+        <w:rPr>
+          <w:rFonts w:ascii="Consolas" w:eastAsia="Times New Roman" w:hAnsi="Consolas" w:cs="Times New Roman"/>
+          <w:sz w:val="20"/>
+          <w:szCs w:val="20"/>
+          <w:lang w:val="uk-UA"/>
+        </w:rPr>
+        <w:t>yt</w:t>
+      </w:r>
+      <w:proofErr w:type="spellEnd"/>
+      <w:r>
+        <w:rPr>
+          <w:rFonts w:ascii="Consolas" w:eastAsia="Times New Roman" w:hAnsi="Consolas" w:cs="Times New Roman"/>
+          <w:sz w:val="20"/>
+          <w:szCs w:val="20"/>
+          <w:lang w:val="uk-UA"/>
+        </w:rPr>
+        <w:t>], [0, 4])</w:t>
+      </w:r>
+    </w:p>
+    <w:p>
+      <w:pPr>
+        <w:spacing w:line="240" w:lineRule="auto"/>
+        <w:rPr>
+          <w:rFonts w:ascii="Consolas" w:eastAsia="Times New Roman" w:hAnsi="Consolas" w:cs="Times New Roman"/>
+          <w:sz w:val="20"/>
+          <w:szCs w:val="20"/>
+          <w:lang w:val="uk-UA"/>
+        </w:rPr>
+      </w:pPr>
+      <w:proofErr w:type="spellStart"/>
+      <w:r>
+        <w:rPr>
+          <w:rFonts w:ascii="Consolas" w:eastAsia="Times New Roman" w:hAnsi="Consolas" w:cs="Times New Roman"/>
+          <w:sz w:val="20"/>
+          <w:szCs w:val="20"/>
+          <w:lang w:val="uk-UA"/>
+        </w:rPr>
+        <w:t>legend</w:t>
+      </w:r>
+      <w:proofErr w:type="spellEnd"/>
+      <w:r>
+        <w:rPr>
+          <w:rFonts w:ascii="Consolas" w:eastAsia="Times New Roman" w:hAnsi="Consolas" w:cs="Times New Roman"/>
+          <w:sz w:val="20"/>
+          <w:szCs w:val="20"/>
+          <w:lang w:val="uk-UA"/>
+        </w:rPr>
+        <w:t>(</w:t>
+      </w:r>
+      <w:r>
+        <w:rPr>
+          <w:rFonts w:ascii="Consolas" w:eastAsia="Times New Roman" w:hAnsi="Consolas" w:cs="Times New Roman"/>
+          <w:color w:val="A709F5"/>
+          <w:sz w:val="20"/>
+          <w:szCs w:val="20"/>
+          <w:lang w:val="uk-UA"/>
+        </w:rPr>
+        <w:t>'y'</w:t>
+      </w:r>
+      <w:r>
+        <w:rPr>
+          <w:rFonts w:ascii="Consolas" w:eastAsia="Times New Roman" w:hAnsi="Consolas" w:cs="Times New Roman"/>
+          <w:sz w:val="20"/>
+          <w:szCs w:val="20"/>
+          <w:lang w:val="uk-UA"/>
+        </w:rPr>
+        <w:t xml:space="preserve">, </w:t>
+      </w:r>
+      <w:r>
+        <w:rPr>
+          <w:rFonts w:ascii="Consolas" w:eastAsia="Times New Roman" w:hAnsi="Consolas" w:cs="Times New Roman"/>
+          <w:color w:val="A709F5"/>
+          <w:sz w:val="20"/>
+          <w:szCs w:val="20"/>
+          <w:lang w:val="uk-UA"/>
+        </w:rPr>
+        <w:t>'дотична'</w:t>
+      </w:r>
+      <w:r>
+        <w:rPr>
+          <w:rFonts w:ascii="Consolas" w:eastAsia="Times New Roman" w:hAnsi="Consolas" w:cs="Times New Roman"/>
+          <w:sz w:val="20"/>
+          <w:szCs w:val="20"/>
+          <w:lang w:val="uk-UA"/>
+        </w:rPr>
+        <w:t>)</w:t>
+      </w:r>
+    </w:p>
+    <w:p>
+      <w:pPr>
+        <w:spacing w:line="240" w:lineRule="auto"/>
+        <w:rPr>
+          <w:rFonts w:ascii="Consolas" w:eastAsia="Times New Roman" w:hAnsi="Consolas" w:cs="Times New Roman"/>
+          <w:sz w:val="20"/>
+          <w:szCs w:val="20"/>
+          <w:lang w:val="uk-UA"/>
+        </w:rPr>
+      </w:pPr>
+      <w:proofErr w:type="spellStart"/>
+      <w:r>
+        <w:rPr>
+          <w:rFonts w:ascii="Consolas" w:eastAsia="Times New Roman" w:hAnsi="Consolas" w:cs="Times New Roman"/>
+          <w:sz w:val="20"/>
+          <w:szCs w:val="20"/>
+          <w:lang w:val="uk-UA"/>
+        </w:rPr>
+        <w:t>title</w:t>
+      </w:r>
+      <w:proofErr w:type="spellEnd"/>
+      <w:r>
+        <w:rPr>
+          <w:rFonts w:ascii="Consolas" w:eastAsia="Times New Roman" w:hAnsi="Consolas" w:cs="Times New Roman"/>
+          <w:sz w:val="20"/>
+          <w:szCs w:val="20"/>
+          <w:lang w:val="uk-UA"/>
+        </w:rPr>
+        <w:t>(</w:t>
+      </w:r>
+      <w:r>
+        <w:rPr>
+          <w:rFonts w:ascii="Consolas" w:eastAsia="Times New Roman" w:hAnsi="Consolas" w:cs="Times New Roman"/>
+          <w:color w:val="A709F5"/>
+          <w:sz w:val="20"/>
+          <w:szCs w:val="20"/>
+          <w:lang w:val="uk-UA"/>
+        </w:rPr>
+        <w:t>'Дотична до графіка'</w:t>
+      </w:r>
+      <w:r>
+        <w:rPr>
+          <w:rFonts w:ascii="Consolas" w:eastAsia="Times New Roman" w:hAnsi="Consolas" w:cs="Times New Roman"/>
+          <w:sz w:val="20"/>
+          <w:szCs w:val="20"/>
+          <w:lang w:val="uk-UA"/>
+        </w:rPr>
+        <w:t>)</w:t>
+      </w:r>
+    </w:p>
+    <w:p>
+      <w:pPr>
+        <w:spacing w:line="240" w:lineRule="auto"/>
+        <w:rPr>
+          <w:rFonts w:ascii="Consolas" w:eastAsia="Times New Roman" w:hAnsi="Consolas" w:cs="Times New Roman"/>
+          <w:sz w:val="20"/>
+          <w:szCs w:val="20"/>
+          <w:lang w:val="uk-UA"/>
+        </w:rPr>
+      </w:pPr>
+      <w:proofErr w:type="spellStart"/>
+      <w:r>
+        <w:rPr>
+          <w:rFonts w:ascii="Consolas" w:eastAsia="Times New Roman" w:hAnsi="Consolas" w:cs="Times New Roman"/>
+          <w:sz w:val="20"/>
+          <w:szCs w:val="20"/>
+          <w:lang w:val="uk-UA"/>
+        </w:rPr>
+        <w:t>grid</w:t>
+      </w:r>
+      <w:proofErr w:type="spellEnd"/>
+      <w:r>
+        <w:rPr>
+          <w:rFonts w:ascii="Consolas" w:eastAsia="Times New Roman" w:hAnsi="Consolas" w:cs="Times New Roman"/>
+          <w:sz w:val="20"/>
+          <w:szCs w:val="20"/>
+          <w:lang w:val="uk-UA"/>
+        </w:rPr>
+        <w:t xml:space="preserve"> </w:t>
+      </w:r>
+      <w:proofErr w:type="spellStart"/>
+      <w:r>
+        <w:rPr>
+          <w:rFonts w:ascii="Consolas" w:eastAsia="Times New Roman" w:hAnsi="Consolas" w:cs="Times New Roman"/>
+          <w:color w:val="A709F5"/>
+          <w:sz w:val="20"/>
+          <w:szCs w:val="20"/>
+          <w:lang w:val="uk-UA"/>
+        </w:rPr>
+        <w:t>on</w:t>
+      </w:r>
+      <w:proofErr w:type="spellEnd"/>
+    </w:p>
     <w:p>
       <w:pPr>
         <w:pStyle w:val="4"/>
       </w:pPr>
-      <w:bookmarkStart w:id="25" w:name="_qz0wc7fm4h5y" w:colFirst="0" w:colLast="0"/>
-      <w:bookmarkEnd w:id="25"/>
-      <w:r>
+      <w:bookmarkStart w:id="21" w:name="_3sellt10qu7b" w:colFirst="0" w:colLast="0"/>
+      <w:bookmarkEnd w:id="21"/>
+      <w:r>
+        <w:lastRenderedPageBreak/>
         <w:t>Результати виконання та їх аналіз</w:t>
       </w:r>
-      <w:bookmarkStart w:id="26" w:name="_vrh3vidztp7d" w:colFirst="0" w:colLast="0"/>
-      <w:bookmarkEnd w:id="26"/>
-    </w:p>
-    <w:p/>
-    <w:p/>
-    <w:p>
-      <w:pPr>
-        <w:pStyle w:val="3"/>
-        <w:rPr>
-          <w:b/>
-          <w:bCs/>
-        </w:rPr>
-      </w:pPr>
-      <w:r>
-        <w:rPr>
-          <w:b/>
-          <w:bCs/>
-        </w:rPr>
-        <w:t xml:space="preserve">Завдання </w:t>
-      </w:r>
-      <w:r>
-        <w:rPr>
-          <w:b/>
-          <w:bCs/>
-          <w:lang w:val="ru-RU"/>
-        </w:rPr>
-        <w:t>7</w:t>
-      </w:r>
-      <w:r>
-        <w:rPr>
-          <w:b/>
-          <w:bCs/>
-        </w:rPr>
-        <w:t>.</w:t>
-      </w:r>
-    </w:p>
-    <w:p>
-      <w:pPr>
-        <w:pStyle w:val="4"/>
-      </w:pPr>
-      <w:r>
-        <w:t>Умова завдання</w:t>
-      </w:r>
-    </w:p>
-    <w:p>
+    </w:p>
+    <w:p>
+      <w:pPr>
+        <w:spacing w:line="257" w:lineRule="atLeast"/>
+        <w:rPr>
+          <w:rFonts w:ascii="Consolas" w:eastAsia="Times New Roman" w:hAnsi="Consolas" w:cs="Times New Roman"/>
+          <w:sz w:val="20"/>
+          <w:szCs w:val="20"/>
+          <w:lang w:val="uk-UA"/>
+        </w:rPr>
+      </w:pPr>
+      <w:r>
+        <w:rPr>
+          <w:rFonts w:ascii="Consolas" w:eastAsia="Times New Roman" w:hAnsi="Consolas" w:cs="Times New Roman"/>
+          <w:sz w:val="20"/>
+          <w:szCs w:val="20"/>
+          <w:lang w:val="uk-UA"/>
+        </w:rPr>
+        <w:t>Завдання 5: Дотична у точці x = 2 має нахил k = 0.4375, y0 = 1.2500</w:t>
+      </w:r>
+    </w:p>
+    <w:p>
+      <w:pPr>
+        <w:rPr>
+          <w:lang w:val="uk-UA"/>
+        </w:rPr>
+      </w:pPr>
       <w:r>
         <w:rPr>
           <w:noProof/>
         </w:rPr>
         <w:drawing>
-          <wp:inline distT="0" distB="0" distL="0" distR="0" wp14:anchorId="76EB7259" wp14:editId="76E1E4CF">
-            <wp:extent cx="5733415" cy="744855"/>
-            <wp:effectExtent l="0" t="0" r="635" b="0"/>
-            <wp:docPr id="13" name="Рисунок 13"/>
+          <wp:inline distT="0" distB="0" distL="0" distR="0" wp14:anchorId="73A01AAC" wp14:editId="2DEC2FFE">
+            <wp:extent cx="4069130" cy="3289465"/>
+            <wp:effectExtent l="0" t="0" r="7620" b="6350"/>
+            <wp:docPr id="3" name="Рисунок 3"/>
             <wp:cNvGraphicFramePr>
               <a:graphicFrameLocks xmlns:a="http://schemas.openxmlformats.org/drawingml/2006/main" noChangeAspect="1"/>
             </wp:cNvGraphicFramePr>
@@ -913,7 +2427,7 @@
                   <pic:spPr>
                     <a:xfrm>
                       <a:off x="0" y="0"/>
-                      <a:ext cx="5733415" cy="744855"/>
+                      <a:ext cx="4070965" cy="3290948"/>
                     </a:xfrm>
                     <a:prstGeom prst="rect">
                       <a:avLst/>
@@ -926,24 +2440,6 @@
         </w:drawing>
       </w:r>
     </w:p>
-    <w:p>
-      <w:pPr>
-        <w:pStyle w:val="4"/>
-      </w:pPr>
-      <w:r>
-        <w:lastRenderedPageBreak/>
-        <w:t>Програмна реалізація</w:t>
-      </w:r>
-    </w:p>
-    <w:p/>
-    <w:p>
-      <w:pPr>
-        <w:pStyle w:val="4"/>
-      </w:pPr>
-      <w:r>
-        <w:t>Результати виконання та їх аналіз</w:t>
-      </w:r>
-    </w:p>
     <w:p/>
     <w:p>
       <w:pPr>
@@ -953,36 +2449,27 @@
           <w:bCs/>
         </w:rPr>
       </w:pPr>
+      <w:bookmarkStart w:id="22" w:name="_vnuh0plx8ufm" w:colFirst="0" w:colLast="0"/>
+      <w:bookmarkEnd w:id="22"/>
       <w:r>
         <w:rPr>
           <w:b/>
           <w:bCs/>
         </w:rPr>
-        <w:t xml:space="preserve">Завдання </w:t>
-      </w:r>
-      <w:r>
-        <w:rPr>
-          <w:b/>
-          <w:bCs/>
-          <w:lang w:val="ru-RU"/>
-        </w:rPr>
-        <w:t>8</w:t>
-      </w:r>
-      <w:r>
-        <w:rPr>
-          <w:b/>
-          <w:bCs/>
-        </w:rPr>
-        <w:t>.</w:t>
+        <w:t>Завдання 6.</w:t>
       </w:r>
     </w:p>
     <w:p>
       <w:pPr>
         <w:pStyle w:val="4"/>
       </w:pPr>
+      <w:bookmarkStart w:id="23" w:name="_j8jpvfu0scim" w:colFirst="0" w:colLast="0"/>
+      <w:bookmarkEnd w:id="23"/>
       <w:r>
         <w:t>Умова завдання</w:t>
       </w:r>
+      <w:bookmarkStart w:id="24" w:name="_yfnt29rl9gfo" w:colFirst="0" w:colLast="0"/>
+      <w:bookmarkEnd w:id="24"/>
     </w:p>
     <w:p>
       <w:r>
@@ -990,10 +2477,10 @@
           <w:noProof/>
         </w:rPr>
         <w:drawing>
-          <wp:inline distT="0" distB="0" distL="0" distR="0" wp14:anchorId="4F43FB33" wp14:editId="29A14357">
-            <wp:extent cx="5733415" cy="1605915"/>
-            <wp:effectExtent l="0" t="0" r="635" b="0"/>
-            <wp:docPr id="14" name="Рисунок 14"/>
+          <wp:inline distT="0" distB="0" distL="0" distR="0" wp14:anchorId="07414CA0" wp14:editId="2379CCAE">
+            <wp:extent cx="5733415" cy="1059180"/>
+            <wp:effectExtent l="0" t="0" r="635" b="7620"/>
+            <wp:docPr id="12" name="Рисунок 12"/>
             <wp:cNvGraphicFramePr>
               <a:graphicFrameLocks xmlns:a="http://schemas.openxmlformats.org/drawingml/2006/main" noChangeAspect="1"/>
             </wp:cNvGraphicFramePr>
@@ -1013,6 +2500,1154 @@
                   <pic:spPr>
                     <a:xfrm>
                       <a:off x="0" y="0"/>
+                      <a:ext cx="5733415" cy="1059180"/>
+                    </a:xfrm>
+                    <a:prstGeom prst="rect">
+                      <a:avLst/>
+                    </a:prstGeom>
+                  </pic:spPr>
+                </pic:pic>
+              </a:graphicData>
+            </a:graphic>
+          </wp:inline>
+        </w:drawing>
+      </w:r>
+    </w:p>
+    <w:p>
+      <w:pPr>
+        <w:pStyle w:val="4"/>
+      </w:pPr>
+      <w:r>
+        <w:t>Програмна реалізація</w:t>
+      </w:r>
+    </w:p>
+    <w:p>
+      <w:pPr>
+        <w:spacing w:line="240" w:lineRule="auto"/>
+        <w:rPr>
+          <w:rFonts w:ascii="Consolas" w:eastAsia="Times New Roman" w:hAnsi="Consolas" w:cs="Times New Roman"/>
+          <w:sz w:val="20"/>
+          <w:szCs w:val="20"/>
+          <w:lang w:val="uk-UA"/>
+        </w:rPr>
+      </w:pPr>
+      <w:r>
+        <w:rPr>
+          <w:rFonts w:ascii="Consolas" w:eastAsia="Times New Roman" w:hAnsi="Consolas" w:cs="Times New Roman"/>
+          <w:sz w:val="20"/>
+          <w:szCs w:val="20"/>
+          <w:lang w:val="uk-UA"/>
+        </w:rPr>
+        <w:t>f = @(x, y) [y(2); x + 2*y(1)];</w:t>
+      </w:r>
+    </w:p>
+    <w:p>
+      <w:pPr>
+        <w:spacing w:line="240" w:lineRule="auto"/>
+        <w:rPr>
+          <w:rFonts w:ascii="Consolas" w:eastAsia="Times New Roman" w:hAnsi="Consolas" w:cs="Times New Roman"/>
+          <w:sz w:val="20"/>
+          <w:szCs w:val="20"/>
+          <w:lang w:val="uk-UA"/>
+        </w:rPr>
+      </w:pPr>
+      <w:r>
+        <w:rPr>
+          <w:rFonts w:ascii="Consolas" w:eastAsia="Times New Roman" w:hAnsi="Consolas" w:cs="Times New Roman"/>
+          <w:sz w:val="20"/>
+          <w:szCs w:val="20"/>
+          <w:lang w:val="uk-UA"/>
+        </w:rPr>
+        <w:t>[x6, y6] = ode45(f, [0 5], [1 1]);</w:t>
+      </w:r>
+    </w:p>
+    <w:p>
+      <w:pPr>
+        <w:spacing w:line="240" w:lineRule="auto"/>
+        <w:rPr>
+          <w:rFonts w:ascii="Consolas" w:eastAsia="Times New Roman" w:hAnsi="Consolas" w:cs="Times New Roman"/>
+          <w:sz w:val="20"/>
+          <w:szCs w:val="20"/>
+          <w:lang w:val="uk-UA"/>
+        </w:rPr>
+      </w:pPr>
+      <w:proofErr w:type="spellStart"/>
+      <w:r>
+        <w:rPr>
+          <w:rFonts w:ascii="Consolas" w:eastAsia="Times New Roman" w:hAnsi="Consolas" w:cs="Times New Roman"/>
+          <w:sz w:val="20"/>
+          <w:szCs w:val="20"/>
+          <w:lang w:val="uk-UA"/>
+        </w:rPr>
+        <w:t>fprintf</w:t>
+      </w:r>
+      <w:proofErr w:type="spellEnd"/>
+      <w:r>
+        <w:rPr>
+          <w:rFonts w:ascii="Consolas" w:eastAsia="Times New Roman" w:hAnsi="Consolas" w:cs="Times New Roman"/>
+          <w:sz w:val="20"/>
+          <w:szCs w:val="20"/>
+          <w:lang w:val="uk-UA"/>
+        </w:rPr>
+        <w:t>(</w:t>
+      </w:r>
+      <w:r>
+        <w:rPr>
+          <w:rFonts w:ascii="Consolas" w:eastAsia="Times New Roman" w:hAnsi="Consolas" w:cs="Times New Roman"/>
+          <w:color w:val="A709F5"/>
+          <w:sz w:val="20"/>
+          <w:szCs w:val="20"/>
+          <w:lang w:val="uk-UA"/>
+        </w:rPr>
+        <w:t>'Завдання 6: Значення y(5) = %.4f\\n'</w:t>
+      </w:r>
+      <w:r>
+        <w:rPr>
+          <w:rFonts w:ascii="Consolas" w:eastAsia="Times New Roman" w:hAnsi="Consolas" w:cs="Times New Roman"/>
+          <w:sz w:val="20"/>
+          <w:szCs w:val="20"/>
+          <w:lang w:val="uk-UA"/>
+        </w:rPr>
+        <w:t>, y6(end,1));</w:t>
+      </w:r>
+    </w:p>
+    <w:p>
+      <w:pPr>
+        <w:spacing w:line="240" w:lineRule="auto"/>
+        <w:rPr>
+          <w:rFonts w:ascii="Consolas" w:eastAsia="Times New Roman" w:hAnsi="Consolas" w:cs="Times New Roman"/>
+          <w:sz w:val="20"/>
+          <w:szCs w:val="20"/>
+          <w:lang w:val="uk-UA"/>
+        </w:rPr>
+      </w:pPr>
+      <w:proofErr w:type="spellStart"/>
+      <w:r>
+        <w:rPr>
+          <w:rFonts w:ascii="Consolas" w:eastAsia="Times New Roman" w:hAnsi="Consolas" w:cs="Times New Roman"/>
+          <w:sz w:val="20"/>
+          <w:szCs w:val="20"/>
+          <w:lang w:val="uk-UA"/>
+        </w:rPr>
+        <w:t>figure</w:t>
+      </w:r>
+      <w:proofErr w:type="spellEnd"/>
+      <w:r>
+        <w:rPr>
+          <w:rFonts w:ascii="Consolas" w:eastAsia="Times New Roman" w:hAnsi="Consolas" w:cs="Times New Roman"/>
+          <w:sz w:val="20"/>
+          <w:szCs w:val="20"/>
+          <w:lang w:val="uk-UA"/>
+        </w:rPr>
+        <w:t>;</w:t>
+      </w:r>
+    </w:p>
+    <w:p>
+      <w:pPr>
+        <w:spacing w:line="240" w:lineRule="auto"/>
+        <w:rPr>
+          <w:rFonts w:ascii="Consolas" w:eastAsia="Times New Roman" w:hAnsi="Consolas" w:cs="Times New Roman"/>
+          <w:sz w:val="20"/>
+          <w:szCs w:val="20"/>
+          <w:lang w:val="uk-UA"/>
+        </w:rPr>
+      </w:pPr>
+      <w:proofErr w:type="spellStart"/>
+      <w:r>
+        <w:rPr>
+          <w:rFonts w:ascii="Consolas" w:eastAsia="Times New Roman" w:hAnsi="Consolas" w:cs="Times New Roman"/>
+          <w:sz w:val="20"/>
+          <w:szCs w:val="20"/>
+          <w:lang w:val="uk-UA"/>
+        </w:rPr>
+        <w:t>plot</w:t>
+      </w:r>
+      <w:proofErr w:type="spellEnd"/>
+      <w:r>
+        <w:rPr>
+          <w:rFonts w:ascii="Consolas" w:eastAsia="Times New Roman" w:hAnsi="Consolas" w:cs="Times New Roman"/>
+          <w:sz w:val="20"/>
+          <w:szCs w:val="20"/>
+          <w:lang w:val="uk-UA"/>
+        </w:rPr>
+        <w:t>(x6, y6(:,1))</w:t>
+      </w:r>
+    </w:p>
+    <w:p>
+      <w:pPr>
+        <w:spacing w:line="240" w:lineRule="auto"/>
+        <w:rPr>
+          <w:rFonts w:ascii="Consolas" w:eastAsia="Times New Roman" w:hAnsi="Consolas" w:cs="Times New Roman"/>
+          <w:sz w:val="20"/>
+          <w:szCs w:val="20"/>
+          <w:lang w:val="uk-UA"/>
+        </w:rPr>
+      </w:pPr>
+      <w:proofErr w:type="spellStart"/>
+      <w:r>
+        <w:rPr>
+          <w:rFonts w:ascii="Consolas" w:eastAsia="Times New Roman" w:hAnsi="Consolas" w:cs="Times New Roman"/>
+          <w:sz w:val="20"/>
+          <w:szCs w:val="20"/>
+          <w:lang w:val="uk-UA"/>
+        </w:rPr>
+        <w:t>title</w:t>
+      </w:r>
+      <w:proofErr w:type="spellEnd"/>
+      <w:r>
+        <w:rPr>
+          <w:rFonts w:ascii="Consolas" w:eastAsia="Times New Roman" w:hAnsi="Consolas" w:cs="Times New Roman"/>
+          <w:sz w:val="20"/>
+          <w:szCs w:val="20"/>
+          <w:lang w:val="uk-UA"/>
+        </w:rPr>
+        <w:t>(</w:t>
+      </w:r>
+      <w:r>
+        <w:rPr>
+          <w:rFonts w:ascii="Consolas" w:eastAsia="Times New Roman" w:hAnsi="Consolas" w:cs="Times New Roman"/>
+          <w:color w:val="A709F5"/>
+          <w:sz w:val="20"/>
+          <w:szCs w:val="20"/>
+          <w:lang w:val="uk-UA"/>
+        </w:rPr>
+        <w:t>'Розв’язок задачі Коші'</w:t>
+      </w:r>
+      <w:r>
+        <w:rPr>
+          <w:rFonts w:ascii="Consolas" w:eastAsia="Times New Roman" w:hAnsi="Consolas" w:cs="Times New Roman"/>
+          <w:sz w:val="20"/>
+          <w:szCs w:val="20"/>
+          <w:lang w:val="uk-UA"/>
+        </w:rPr>
+        <w:t>)</w:t>
+      </w:r>
+    </w:p>
+    <w:p>
+      <w:pPr>
+        <w:spacing w:line="240" w:lineRule="auto"/>
+        <w:rPr>
+          <w:rFonts w:ascii="Consolas" w:eastAsia="Times New Roman" w:hAnsi="Consolas" w:cs="Times New Roman"/>
+          <w:sz w:val="20"/>
+          <w:szCs w:val="20"/>
+          <w:lang w:val="uk-UA"/>
+        </w:rPr>
+      </w:pPr>
+      <w:proofErr w:type="spellStart"/>
+      <w:r>
+        <w:rPr>
+          <w:rFonts w:ascii="Consolas" w:eastAsia="Times New Roman" w:hAnsi="Consolas" w:cs="Times New Roman"/>
+          <w:sz w:val="20"/>
+          <w:szCs w:val="20"/>
+          <w:lang w:val="uk-UA"/>
+        </w:rPr>
+        <w:t>xlabel</w:t>
+      </w:r>
+      <w:proofErr w:type="spellEnd"/>
+      <w:r>
+        <w:rPr>
+          <w:rFonts w:ascii="Consolas" w:eastAsia="Times New Roman" w:hAnsi="Consolas" w:cs="Times New Roman"/>
+          <w:sz w:val="20"/>
+          <w:szCs w:val="20"/>
+          <w:lang w:val="uk-UA"/>
+        </w:rPr>
+        <w:t>(</w:t>
+      </w:r>
+      <w:r>
+        <w:rPr>
+          <w:rFonts w:ascii="Consolas" w:eastAsia="Times New Roman" w:hAnsi="Consolas" w:cs="Times New Roman"/>
+          <w:color w:val="A709F5"/>
+          <w:sz w:val="20"/>
+          <w:szCs w:val="20"/>
+          <w:lang w:val="uk-UA"/>
+        </w:rPr>
+        <w:t>'x'</w:t>
+      </w:r>
+      <w:r>
+        <w:rPr>
+          <w:rFonts w:ascii="Consolas" w:eastAsia="Times New Roman" w:hAnsi="Consolas" w:cs="Times New Roman"/>
+          <w:sz w:val="20"/>
+          <w:szCs w:val="20"/>
+          <w:lang w:val="uk-UA"/>
+        </w:rPr>
+        <w:t>)</w:t>
+      </w:r>
+    </w:p>
+    <w:p>
+      <w:pPr>
+        <w:spacing w:line="240" w:lineRule="auto"/>
+        <w:rPr>
+          <w:rFonts w:ascii="Consolas" w:eastAsia="Times New Roman" w:hAnsi="Consolas" w:cs="Times New Roman"/>
+          <w:sz w:val="20"/>
+          <w:szCs w:val="20"/>
+          <w:lang w:val="uk-UA"/>
+        </w:rPr>
+      </w:pPr>
+      <w:proofErr w:type="spellStart"/>
+      <w:r>
+        <w:rPr>
+          <w:rFonts w:ascii="Consolas" w:eastAsia="Times New Roman" w:hAnsi="Consolas" w:cs="Times New Roman"/>
+          <w:sz w:val="20"/>
+          <w:szCs w:val="20"/>
+          <w:lang w:val="uk-UA"/>
+        </w:rPr>
+        <w:t>ylabel</w:t>
+      </w:r>
+      <w:proofErr w:type="spellEnd"/>
+      <w:r>
+        <w:rPr>
+          <w:rFonts w:ascii="Consolas" w:eastAsia="Times New Roman" w:hAnsi="Consolas" w:cs="Times New Roman"/>
+          <w:sz w:val="20"/>
+          <w:szCs w:val="20"/>
+          <w:lang w:val="uk-UA"/>
+        </w:rPr>
+        <w:t>(</w:t>
+      </w:r>
+      <w:r>
+        <w:rPr>
+          <w:rFonts w:ascii="Consolas" w:eastAsia="Times New Roman" w:hAnsi="Consolas" w:cs="Times New Roman"/>
+          <w:color w:val="A709F5"/>
+          <w:sz w:val="20"/>
+          <w:szCs w:val="20"/>
+          <w:lang w:val="uk-UA"/>
+        </w:rPr>
+        <w:t>'y'</w:t>
+      </w:r>
+      <w:r>
+        <w:rPr>
+          <w:rFonts w:ascii="Consolas" w:eastAsia="Times New Roman" w:hAnsi="Consolas" w:cs="Times New Roman"/>
+          <w:sz w:val="20"/>
+          <w:szCs w:val="20"/>
+          <w:lang w:val="uk-UA"/>
+        </w:rPr>
+        <w:t>)</w:t>
+      </w:r>
+    </w:p>
+    <w:p>
+      <w:pPr>
+        <w:spacing w:line="240" w:lineRule="auto"/>
+        <w:rPr>
+          <w:rFonts w:ascii="Consolas" w:eastAsia="Times New Roman" w:hAnsi="Consolas" w:cs="Times New Roman"/>
+          <w:sz w:val="20"/>
+          <w:szCs w:val="20"/>
+          <w:lang w:val="uk-UA"/>
+        </w:rPr>
+      </w:pPr>
+      <w:proofErr w:type="spellStart"/>
+      <w:r>
+        <w:rPr>
+          <w:rFonts w:ascii="Consolas" w:eastAsia="Times New Roman" w:hAnsi="Consolas" w:cs="Times New Roman"/>
+          <w:sz w:val="20"/>
+          <w:szCs w:val="20"/>
+          <w:lang w:val="uk-UA"/>
+        </w:rPr>
+        <w:t>grid</w:t>
+      </w:r>
+      <w:proofErr w:type="spellEnd"/>
+      <w:r>
+        <w:rPr>
+          <w:rFonts w:ascii="Consolas" w:eastAsia="Times New Roman" w:hAnsi="Consolas" w:cs="Times New Roman"/>
+          <w:sz w:val="20"/>
+          <w:szCs w:val="20"/>
+          <w:lang w:val="uk-UA"/>
+        </w:rPr>
+        <w:t xml:space="preserve"> </w:t>
+      </w:r>
+      <w:proofErr w:type="spellStart"/>
+      <w:r>
+        <w:rPr>
+          <w:rFonts w:ascii="Consolas" w:eastAsia="Times New Roman" w:hAnsi="Consolas" w:cs="Times New Roman"/>
+          <w:color w:val="A709F5"/>
+          <w:sz w:val="20"/>
+          <w:szCs w:val="20"/>
+          <w:lang w:val="uk-UA"/>
+        </w:rPr>
+        <w:t>on</w:t>
+      </w:r>
+      <w:proofErr w:type="spellEnd"/>
+    </w:p>
+    <w:p>
+      <w:pPr>
+        <w:pStyle w:val="4"/>
+      </w:pPr>
+      <w:bookmarkStart w:id="25" w:name="_qz0wc7fm4h5y" w:colFirst="0" w:colLast="0"/>
+      <w:bookmarkEnd w:id="25"/>
+      <w:r>
+        <w:t>Результати виконання та їх аналіз</w:t>
+      </w:r>
+      <w:bookmarkStart w:id="26" w:name="_vrh3vidztp7d" w:colFirst="0" w:colLast="0"/>
+      <w:bookmarkEnd w:id="26"/>
+    </w:p>
+    <w:p>
+      <w:pPr>
+        <w:spacing w:line="257" w:lineRule="atLeast"/>
+        <w:rPr>
+          <w:rFonts w:ascii="Consolas" w:eastAsia="Times New Roman" w:hAnsi="Consolas" w:cs="Times New Roman"/>
+          <w:sz w:val="20"/>
+          <w:szCs w:val="20"/>
+          <w:lang w:val="uk-UA"/>
+        </w:rPr>
+      </w:pPr>
+      <w:r>
+        <w:rPr>
+          <w:rFonts w:ascii="Consolas" w:eastAsia="Times New Roman" w:hAnsi="Consolas" w:cs="Times New Roman"/>
+          <w:sz w:val="20"/>
+          <w:szCs w:val="20"/>
+          <w:lang w:val="uk-UA"/>
+        </w:rPr>
+        <w:t>Завдання 6: Значення y(5) = 1210.7024</w:t>
+      </w:r>
+    </w:p>
+    <w:p>
+      <w:r>
+        <w:rPr>
+          <w:noProof/>
+        </w:rPr>
+        <w:lastRenderedPageBreak/>
+        <w:drawing>
+          <wp:inline distT="0" distB="0" distL="0" distR="0" wp14:anchorId="223BB30F" wp14:editId="0E68BEA1">
+            <wp:extent cx="4262944" cy="3277590"/>
+            <wp:effectExtent l="0" t="0" r="4445" b="0"/>
+            <wp:docPr id="4" name="Рисунок 4"/>
+            <wp:cNvGraphicFramePr>
+              <a:graphicFrameLocks xmlns:a="http://schemas.openxmlformats.org/drawingml/2006/main" noChangeAspect="1"/>
+            </wp:cNvGraphicFramePr>
+            <a:graphic xmlns:a="http://schemas.openxmlformats.org/drawingml/2006/main">
+              <a:graphicData uri="http://schemas.openxmlformats.org/drawingml/2006/picture">
+                <pic:pic xmlns:pic="http://schemas.openxmlformats.org/drawingml/2006/picture">
+                  <pic:nvPicPr>
+                    <pic:cNvPr id="1" name=""/>
+                    <pic:cNvPicPr/>
+                  </pic:nvPicPr>
+                  <pic:blipFill>
+                    <a:blip r:embed="rId12"/>
+                    <a:stretch>
+                      <a:fillRect/>
+                    </a:stretch>
+                  </pic:blipFill>
+                  <pic:spPr>
+                    <a:xfrm>
+                      <a:off x="0" y="0"/>
+                      <a:ext cx="4266092" cy="3280010"/>
+                    </a:xfrm>
+                    <a:prstGeom prst="rect">
+                      <a:avLst/>
+                    </a:prstGeom>
+                  </pic:spPr>
+                </pic:pic>
+              </a:graphicData>
+            </a:graphic>
+          </wp:inline>
+        </w:drawing>
+      </w:r>
+    </w:p>
+    <w:p/>
+    <w:p>
+      <w:pPr>
+        <w:pStyle w:val="3"/>
+        <w:rPr>
+          <w:b/>
+          <w:bCs/>
+        </w:rPr>
+      </w:pPr>
+      <w:r>
+        <w:rPr>
+          <w:b/>
+          <w:bCs/>
+        </w:rPr>
+        <w:t xml:space="preserve">Завдання </w:t>
+      </w:r>
+      <w:r>
+        <w:rPr>
+          <w:b/>
+          <w:bCs/>
+          <w:lang w:val="ru-RU"/>
+        </w:rPr>
+        <w:t>7</w:t>
+      </w:r>
+      <w:r>
+        <w:rPr>
+          <w:b/>
+          <w:bCs/>
+        </w:rPr>
+        <w:t>.</w:t>
+      </w:r>
+    </w:p>
+    <w:p>
+      <w:pPr>
+        <w:pStyle w:val="4"/>
+      </w:pPr>
+      <w:r>
+        <w:t>Умова завдання</w:t>
+      </w:r>
+    </w:p>
+    <w:p>
+      <w:r>
+        <w:rPr>
+          <w:noProof/>
+        </w:rPr>
+        <w:drawing>
+          <wp:inline distT="0" distB="0" distL="0" distR="0" wp14:anchorId="76EB7259" wp14:editId="76E1E4CF">
+            <wp:extent cx="5733415" cy="744855"/>
+            <wp:effectExtent l="0" t="0" r="635" b="0"/>
+            <wp:docPr id="13" name="Рисунок 13"/>
+            <wp:cNvGraphicFramePr>
+              <a:graphicFrameLocks xmlns:a="http://schemas.openxmlformats.org/drawingml/2006/main" noChangeAspect="1"/>
+            </wp:cNvGraphicFramePr>
+            <a:graphic xmlns:a="http://schemas.openxmlformats.org/drawingml/2006/main">
+              <a:graphicData uri="http://schemas.openxmlformats.org/drawingml/2006/picture">
+                <pic:pic xmlns:pic="http://schemas.openxmlformats.org/drawingml/2006/picture">
+                  <pic:nvPicPr>
+                    <pic:cNvPr id="1" name=""/>
+                    <pic:cNvPicPr/>
+                  </pic:nvPicPr>
+                  <pic:blipFill>
+                    <a:blip r:embed="rId13"/>
+                    <a:stretch>
+                      <a:fillRect/>
+                    </a:stretch>
+                  </pic:blipFill>
+                  <pic:spPr>
+                    <a:xfrm>
+                      <a:off x="0" y="0"/>
+                      <a:ext cx="5733415" cy="744855"/>
+                    </a:xfrm>
+                    <a:prstGeom prst="rect">
+                      <a:avLst/>
+                    </a:prstGeom>
+                  </pic:spPr>
+                </pic:pic>
+              </a:graphicData>
+            </a:graphic>
+          </wp:inline>
+        </w:drawing>
+      </w:r>
+    </w:p>
+    <w:p>
+      <w:pPr>
+        <w:pStyle w:val="4"/>
+      </w:pPr>
+      <w:r>
+        <w:t>Програмна реалізація</w:t>
+      </w:r>
+    </w:p>
+    <w:p>
+      <w:pPr>
+        <w:spacing w:line="240" w:lineRule="auto"/>
+        <w:rPr>
+          <w:rFonts w:ascii="Consolas" w:eastAsia="Times New Roman" w:hAnsi="Consolas" w:cs="Times New Roman"/>
+          <w:sz w:val="20"/>
+          <w:szCs w:val="20"/>
+          <w:lang w:val="uk-UA"/>
+        </w:rPr>
+      </w:pPr>
+      <w:r>
+        <w:rPr>
+          <w:rFonts w:ascii="Consolas" w:eastAsia="Times New Roman" w:hAnsi="Consolas" w:cs="Times New Roman"/>
+          <w:sz w:val="20"/>
+          <w:szCs w:val="20"/>
+          <w:lang w:val="uk-UA"/>
+        </w:rPr>
+        <w:t>f = @(t, Y) [</w:t>
+      </w:r>
+      <w:proofErr w:type="spellStart"/>
+      <w:r>
+        <w:rPr>
+          <w:rFonts w:ascii="Consolas" w:eastAsia="Times New Roman" w:hAnsi="Consolas" w:cs="Times New Roman"/>
+          <w:sz w:val="20"/>
+          <w:szCs w:val="20"/>
+          <w:lang w:val="uk-UA"/>
+        </w:rPr>
+        <w:t>sin</w:t>
+      </w:r>
+      <w:proofErr w:type="spellEnd"/>
+      <w:r>
+        <w:rPr>
+          <w:rFonts w:ascii="Consolas" w:eastAsia="Times New Roman" w:hAnsi="Consolas" w:cs="Times New Roman"/>
+          <w:sz w:val="20"/>
+          <w:szCs w:val="20"/>
+          <w:lang w:val="uk-UA"/>
+        </w:rPr>
+        <w:t>(t + Y(1)) + 3*Y(2) + 4*t;</w:t>
+      </w:r>
+    </w:p>
+    <w:p>
+      <w:pPr>
+        <w:spacing w:line="240" w:lineRule="auto"/>
+        <w:rPr>
+          <w:rFonts w:ascii="Consolas" w:eastAsia="Times New Roman" w:hAnsi="Consolas" w:cs="Times New Roman"/>
+          <w:sz w:val="20"/>
+          <w:szCs w:val="20"/>
+          <w:lang w:val="uk-UA"/>
+        </w:rPr>
+      </w:pPr>
+      <w:r>
+        <w:rPr>
+          <w:rFonts w:ascii="Consolas" w:eastAsia="Times New Roman" w:hAnsi="Consolas" w:cs="Times New Roman"/>
+          <w:sz w:val="20"/>
+          <w:szCs w:val="20"/>
+          <w:lang w:val="uk-UA"/>
+        </w:rPr>
+        <w:t xml:space="preserve">             2*</w:t>
+      </w:r>
+      <w:proofErr w:type="spellStart"/>
+      <w:r>
+        <w:rPr>
+          <w:rFonts w:ascii="Consolas" w:eastAsia="Times New Roman" w:hAnsi="Consolas" w:cs="Times New Roman"/>
+          <w:sz w:val="20"/>
+          <w:szCs w:val="20"/>
+          <w:lang w:val="uk-UA"/>
+        </w:rPr>
+        <w:t>log</w:t>
+      </w:r>
+      <w:proofErr w:type="spellEnd"/>
+      <w:r>
+        <w:rPr>
+          <w:rFonts w:ascii="Consolas" w:eastAsia="Times New Roman" w:hAnsi="Consolas" w:cs="Times New Roman"/>
+          <w:sz w:val="20"/>
+          <w:szCs w:val="20"/>
+          <w:lang w:val="uk-UA"/>
+        </w:rPr>
+        <w:t>(3*t - Y(2)) - 3*Y(1);</w:t>
+      </w:r>
+    </w:p>
+    <w:p>
+      <w:pPr>
+        <w:spacing w:line="240" w:lineRule="auto"/>
+        <w:rPr>
+          <w:rFonts w:ascii="Consolas" w:eastAsia="Times New Roman" w:hAnsi="Consolas" w:cs="Times New Roman"/>
+          <w:sz w:val="20"/>
+          <w:szCs w:val="20"/>
+          <w:lang w:val="uk-UA"/>
+        </w:rPr>
+      </w:pPr>
+      <w:r>
+        <w:rPr>
+          <w:rFonts w:ascii="Consolas" w:eastAsia="Times New Roman" w:hAnsi="Consolas" w:cs="Times New Roman"/>
+          <w:sz w:val="20"/>
+          <w:szCs w:val="20"/>
+          <w:lang w:val="uk-UA"/>
+        </w:rPr>
+        <w:t xml:space="preserve">             t*</w:t>
+      </w:r>
+      <w:proofErr w:type="spellStart"/>
+      <w:r>
+        <w:rPr>
+          <w:rFonts w:ascii="Consolas" w:eastAsia="Times New Roman" w:hAnsi="Consolas" w:cs="Times New Roman"/>
+          <w:sz w:val="20"/>
+          <w:szCs w:val="20"/>
+          <w:lang w:val="uk-UA"/>
+        </w:rPr>
+        <w:t>sin</w:t>
+      </w:r>
+      <w:proofErr w:type="spellEnd"/>
+      <w:r>
+        <w:rPr>
+          <w:rFonts w:ascii="Consolas" w:eastAsia="Times New Roman" w:hAnsi="Consolas" w:cs="Times New Roman"/>
+          <w:sz w:val="20"/>
+          <w:szCs w:val="20"/>
+          <w:lang w:val="uk-UA"/>
+        </w:rPr>
+        <w:t xml:space="preserve">(Y(1)) + </w:t>
+      </w:r>
+      <w:proofErr w:type="spellStart"/>
+      <w:r>
+        <w:rPr>
+          <w:rFonts w:ascii="Consolas" w:eastAsia="Times New Roman" w:hAnsi="Consolas" w:cs="Times New Roman"/>
+          <w:sz w:val="20"/>
+          <w:szCs w:val="20"/>
+          <w:lang w:val="uk-UA"/>
+        </w:rPr>
+        <w:t>cos</w:t>
+      </w:r>
+      <w:proofErr w:type="spellEnd"/>
+      <w:r>
+        <w:rPr>
+          <w:rFonts w:ascii="Consolas" w:eastAsia="Times New Roman" w:hAnsi="Consolas" w:cs="Times New Roman"/>
+          <w:sz w:val="20"/>
+          <w:szCs w:val="20"/>
+          <w:lang w:val="uk-UA"/>
+        </w:rPr>
+        <w:t>(2*</w:t>
+      </w:r>
+      <w:proofErr w:type="spellStart"/>
+      <w:r>
+        <w:rPr>
+          <w:rFonts w:ascii="Consolas" w:eastAsia="Times New Roman" w:hAnsi="Consolas" w:cs="Times New Roman"/>
+          <w:sz w:val="20"/>
+          <w:szCs w:val="20"/>
+          <w:lang w:val="uk-UA"/>
+        </w:rPr>
+        <w:t>log</w:t>
+      </w:r>
+      <w:proofErr w:type="spellEnd"/>
+      <w:r>
+        <w:rPr>
+          <w:rFonts w:ascii="Consolas" w:eastAsia="Times New Roman" w:hAnsi="Consolas" w:cs="Times New Roman"/>
+          <w:sz w:val="20"/>
+          <w:szCs w:val="20"/>
+          <w:lang w:val="uk-UA"/>
+        </w:rPr>
+        <w:t>(t))];</w:t>
+      </w:r>
+    </w:p>
+    <w:p>
+      <w:pPr>
+        <w:spacing w:line="240" w:lineRule="auto"/>
+        <w:rPr>
+          <w:rFonts w:ascii="Consolas" w:eastAsia="Times New Roman" w:hAnsi="Consolas" w:cs="Times New Roman"/>
+          <w:sz w:val="20"/>
+          <w:szCs w:val="20"/>
+          <w:lang w:val="uk-UA"/>
+        </w:rPr>
+      </w:pPr>
+      <w:r>
+        <w:rPr>
+          <w:rFonts w:ascii="Consolas" w:eastAsia="Times New Roman" w:hAnsi="Consolas" w:cs="Times New Roman"/>
+          <w:sz w:val="20"/>
+          <w:szCs w:val="20"/>
+          <w:lang w:val="uk-UA"/>
+        </w:rPr>
+        <w:t>[t7, Y7] = ode45(f, [0.1 1], [0 1 1]);</w:t>
+      </w:r>
+    </w:p>
+    <w:p>
+      <w:pPr>
+        <w:spacing w:line="240" w:lineRule="auto"/>
+        <w:rPr>
+          <w:rFonts w:ascii="Consolas" w:eastAsia="Times New Roman" w:hAnsi="Consolas" w:cs="Times New Roman"/>
+          <w:sz w:val="20"/>
+          <w:szCs w:val="20"/>
+          <w:lang w:val="uk-UA"/>
+        </w:rPr>
+      </w:pPr>
+      <w:proofErr w:type="spellStart"/>
+      <w:r>
+        <w:rPr>
+          <w:rFonts w:ascii="Consolas" w:eastAsia="Times New Roman" w:hAnsi="Consolas" w:cs="Times New Roman"/>
+          <w:sz w:val="20"/>
+          <w:szCs w:val="20"/>
+          <w:lang w:val="uk-UA"/>
+        </w:rPr>
+        <w:t>fprintf</w:t>
+      </w:r>
+      <w:proofErr w:type="spellEnd"/>
+      <w:r>
+        <w:rPr>
+          <w:rFonts w:ascii="Consolas" w:eastAsia="Times New Roman" w:hAnsi="Consolas" w:cs="Times New Roman"/>
+          <w:sz w:val="20"/>
+          <w:szCs w:val="20"/>
+          <w:lang w:val="uk-UA"/>
+        </w:rPr>
+        <w:t>(</w:t>
+      </w:r>
+      <w:r>
+        <w:rPr>
+          <w:rFonts w:ascii="Consolas" w:eastAsia="Times New Roman" w:hAnsi="Consolas" w:cs="Times New Roman"/>
+          <w:color w:val="A709F5"/>
+          <w:sz w:val="20"/>
+          <w:szCs w:val="20"/>
+          <w:lang w:val="uk-UA"/>
+        </w:rPr>
+        <w:t>'Завдання 7: y(1) = %.4f, z(1) = %.4f, v(1) = %.4f\\n'</w:t>
+      </w:r>
+      <w:r>
+        <w:rPr>
+          <w:rFonts w:ascii="Consolas" w:eastAsia="Times New Roman" w:hAnsi="Consolas" w:cs="Times New Roman"/>
+          <w:sz w:val="20"/>
+          <w:szCs w:val="20"/>
+          <w:lang w:val="uk-UA"/>
+        </w:rPr>
+        <w:t>, Y7(end,1), Y7(end,2), Y7(end,3));</w:t>
+      </w:r>
+    </w:p>
+    <w:p>
+      <w:pPr>
+        <w:spacing w:line="240" w:lineRule="auto"/>
+        <w:rPr>
+          <w:rFonts w:ascii="Consolas" w:eastAsia="Times New Roman" w:hAnsi="Consolas" w:cs="Times New Roman"/>
+          <w:sz w:val="20"/>
+          <w:szCs w:val="20"/>
+          <w:lang w:val="uk-UA"/>
+        </w:rPr>
+      </w:pPr>
+      <w:proofErr w:type="spellStart"/>
+      <w:r>
+        <w:rPr>
+          <w:rFonts w:ascii="Consolas" w:eastAsia="Times New Roman" w:hAnsi="Consolas" w:cs="Times New Roman"/>
+          <w:sz w:val="20"/>
+          <w:szCs w:val="20"/>
+          <w:lang w:val="uk-UA"/>
+        </w:rPr>
+        <w:t>figure</w:t>
+      </w:r>
+      <w:proofErr w:type="spellEnd"/>
+      <w:r>
+        <w:rPr>
+          <w:rFonts w:ascii="Consolas" w:eastAsia="Times New Roman" w:hAnsi="Consolas" w:cs="Times New Roman"/>
+          <w:sz w:val="20"/>
+          <w:szCs w:val="20"/>
+          <w:lang w:val="uk-UA"/>
+        </w:rPr>
+        <w:t>;</w:t>
+      </w:r>
+    </w:p>
+    <w:p>
+      <w:pPr>
+        <w:spacing w:line="240" w:lineRule="auto"/>
+        <w:rPr>
+          <w:rFonts w:ascii="Consolas" w:eastAsia="Times New Roman" w:hAnsi="Consolas" w:cs="Times New Roman"/>
+          <w:sz w:val="20"/>
+          <w:szCs w:val="20"/>
+          <w:lang w:val="uk-UA"/>
+        </w:rPr>
+      </w:pPr>
+      <w:proofErr w:type="spellStart"/>
+      <w:r>
+        <w:rPr>
+          <w:rFonts w:ascii="Consolas" w:eastAsia="Times New Roman" w:hAnsi="Consolas" w:cs="Times New Roman"/>
+          <w:sz w:val="20"/>
+          <w:szCs w:val="20"/>
+          <w:lang w:val="uk-UA"/>
+        </w:rPr>
+        <w:t>plot</w:t>
+      </w:r>
+      <w:proofErr w:type="spellEnd"/>
+      <w:r>
+        <w:rPr>
+          <w:rFonts w:ascii="Consolas" w:eastAsia="Times New Roman" w:hAnsi="Consolas" w:cs="Times New Roman"/>
+          <w:sz w:val="20"/>
+          <w:szCs w:val="20"/>
+          <w:lang w:val="uk-UA"/>
+        </w:rPr>
+        <w:t>(t7, Y7)</w:t>
+      </w:r>
+    </w:p>
+    <w:p>
+      <w:pPr>
+        <w:spacing w:line="240" w:lineRule="auto"/>
+        <w:rPr>
+          <w:rFonts w:ascii="Consolas" w:eastAsia="Times New Roman" w:hAnsi="Consolas" w:cs="Times New Roman"/>
+          <w:sz w:val="20"/>
+          <w:szCs w:val="20"/>
+          <w:lang w:val="uk-UA"/>
+        </w:rPr>
+      </w:pPr>
+      <w:proofErr w:type="spellStart"/>
+      <w:r>
+        <w:rPr>
+          <w:rFonts w:ascii="Consolas" w:eastAsia="Times New Roman" w:hAnsi="Consolas" w:cs="Times New Roman"/>
+          <w:sz w:val="20"/>
+          <w:szCs w:val="20"/>
+          <w:lang w:val="uk-UA"/>
+        </w:rPr>
+        <w:t>legend</w:t>
+      </w:r>
+      <w:proofErr w:type="spellEnd"/>
+      <w:r>
+        <w:rPr>
+          <w:rFonts w:ascii="Consolas" w:eastAsia="Times New Roman" w:hAnsi="Consolas" w:cs="Times New Roman"/>
+          <w:sz w:val="20"/>
+          <w:szCs w:val="20"/>
+          <w:lang w:val="uk-UA"/>
+        </w:rPr>
+        <w:t>(</w:t>
+      </w:r>
+      <w:r>
+        <w:rPr>
+          <w:rFonts w:ascii="Consolas" w:eastAsia="Times New Roman" w:hAnsi="Consolas" w:cs="Times New Roman"/>
+          <w:color w:val="A709F5"/>
+          <w:sz w:val="20"/>
+          <w:szCs w:val="20"/>
+          <w:lang w:val="uk-UA"/>
+        </w:rPr>
+        <w:t>'y'</w:t>
+      </w:r>
+      <w:r>
+        <w:rPr>
+          <w:rFonts w:ascii="Consolas" w:eastAsia="Times New Roman" w:hAnsi="Consolas" w:cs="Times New Roman"/>
+          <w:sz w:val="20"/>
+          <w:szCs w:val="20"/>
+          <w:lang w:val="uk-UA"/>
+        </w:rPr>
+        <w:t xml:space="preserve">, </w:t>
+      </w:r>
+      <w:r>
+        <w:rPr>
+          <w:rFonts w:ascii="Consolas" w:eastAsia="Times New Roman" w:hAnsi="Consolas" w:cs="Times New Roman"/>
+          <w:color w:val="A709F5"/>
+          <w:sz w:val="20"/>
+          <w:szCs w:val="20"/>
+          <w:lang w:val="uk-UA"/>
+        </w:rPr>
+        <w:t>'z'</w:t>
+      </w:r>
+      <w:r>
+        <w:rPr>
+          <w:rFonts w:ascii="Consolas" w:eastAsia="Times New Roman" w:hAnsi="Consolas" w:cs="Times New Roman"/>
+          <w:sz w:val="20"/>
+          <w:szCs w:val="20"/>
+          <w:lang w:val="uk-UA"/>
+        </w:rPr>
+        <w:t xml:space="preserve">, </w:t>
+      </w:r>
+      <w:r>
+        <w:rPr>
+          <w:rFonts w:ascii="Consolas" w:eastAsia="Times New Roman" w:hAnsi="Consolas" w:cs="Times New Roman"/>
+          <w:color w:val="A709F5"/>
+          <w:sz w:val="20"/>
+          <w:szCs w:val="20"/>
+          <w:lang w:val="uk-UA"/>
+        </w:rPr>
+        <w:t>'v'</w:t>
+      </w:r>
+      <w:r>
+        <w:rPr>
+          <w:rFonts w:ascii="Consolas" w:eastAsia="Times New Roman" w:hAnsi="Consolas" w:cs="Times New Roman"/>
+          <w:sz w:val="20"/>
+          <w:szCs w:val="20"/>
+          <w:lang w:val="uk-UA"/>
+        </w:rPr>
+        <w:t>)</w:t>
+      </w:r>
+    </w:p>
+    <w:p>
+      <w:pPr>
+        <w:spacing w:line="240" w:lineRule="auto"/>
+        <w:rPr>
+          <w:rFonts w:ascii="Consolas" w:eastAsia="Times New Roman" w:hAnsi="Consolas" w:cs="Times New Roman"/>
+          <w:sz w:val="20"/>
+          <w:szCs w:val="20"/>
+          <w:lang w:val="uk-UA"/>
+        </w:rPr>
+      </w:pPr>
+      <w:proofErr w:type="spellStart"/>
+      <w:r>
+        <w:rPr>
+          <w:rFonts w:ascii="Consolas" w:eastAsia="Times New Roman" w:hAnsi="Consolas" w:cs="Times New Roman"/>
+          <w:sz w:val="20"/>
+          <w:szCs w:val="20"/>
+          <w:lang w:val="uk-UA"/>
+        </w:rPr>
+        <w:t>title</w:t>
+      </w:r>
+      <w:proofErr w:type="spellEnd"/>
+      <w:r>
+        <w:rPr>
+          <w:rFonts w:ascii="Consolas" w:eastAsia="Times New Roman" w:hAnsi="Consolas" w:cs="Times New Roman"/>
+          <w:sz w:val="20"/>
+          <w:szCs w:val="20"/>
+          <w:lang w:val="uk-UA"/>
+        </w:rPr>
+        <w:t>(</w:t>
+      </w:r>
+      <w:r>
+        <w:rPr>
+          <w:rFonts w:ascii="Consolas" w:eastAsia="Times New Roman" w:hAnsi="Consolas" w:cs="Times New Roman"/>
+          <w:color w:val="A709F5"/>
+          <w:sz w:val="20"/>
+          <w:szCs w:val="20"/>
+          <w:lang w:val="uk-UA"/>
+        </w:rPr>
+        <w:t>'Розв’язок системи'</w:t>
+      </w:r>
+      <w:r>
+        <w:rPr>
+          <w:rFonts w:ascii="Consolas" w:eastAsia="Times New Roman" w:hAnsi="Consolas" w:cs="Times New Roman"/>
+          <w:sz w:val="20"/>
+          <w:szCs w:val="20"/>
+          <w:lang w:val="uk-UA"/>
+        </w:rPr>
+        <w:t>)</w:t>
+      </w:r>
+    </w:p>
+    <w:p>
+      <w:pPr>
+        <w:spacing w:line="240" w:lineRule="auto"/>
+        <w:rPr>
+          <w:rFonts w:ascii="Consolas" w:eastAsia="Times New Roman" w:hAnsi="Consolas" w:cs="Times New Roman"/>
+          <w:sz w:val="20"/>
+          <w:szCs w:val="20"/>
+          <w:lang w:val="uk-UA"/>
+        </w:rPr>
+      </w:pPr>
+      <w:proofErr w:type="spellStart"/>
+      <w:r>
+        <w:rPr>
+          <w:rFonts w:ascii="Consolas" w:eastAsia="Times New Roman" w:hAnsi="Consolas" w:cs="Times New Roman"/>
+          <w:sz w:val="20"/>
+          <w:szCs w:val="20"/>
+          <w:lang w:val="uk-UA"/>
+        </w:rPr>
+        <w:t>grid</w:t>
+      </w:r>
+      <w:proofErr w:type="spellEnd"/>
+      <w:r>
+        <w:rPr>
+          <w:rFonts w:ascii="Consolas" w:eastAsia="Times New Roman" w:hAnsi="Consolas" w:cs="Times New Roman"/>
+          <w:sz w:val="20"/>
+          <w:szCs w:val="20"/>
+          <w:lang w:val="uk-UA"/>
+        </w:rPr>
+        <w:t xml:space="preserve"> </w:t>
+      </w:r>
+      <w:proofErr w:type="spellStart"/>
+      <w:r>
+        <w:rPr>
+          <w:rFonts w:ascii="Consolas" w:eastAsia="Times New Roman" w:hAnsi="Consolas" w:cs="Times New Roman"/>
+          <w:color w:val="A709F5"/>
+          <w:sz w:val="20"/>
+          <w:szCs w:val="20"/>
+          <w:lang w:val="uk-UA"/>
+        </w:rPr>
+        <w:t>on</w:t>
+      </w:r>
+      <w:proofErr w:type="spellEnd"/>
+    </w:p>
+    <w:p>
+      <w:pPr>
+        <w:pStyle w:val="4"/>
+      </w:pPr>
+      <w:r>
+        <w:t>Результати виконання та їх аналіз</w:t>
+      </w:r>
+    </w:p>
+    <w:p>
+      <w:pPr>
+        <w:spacing w:line="257" w:lineRule="atLeast"/>
+        <w:rPr>
+          <w:rFonts w:ascii="Consolas" w:eastAsia="Times New Roman" w:hAnsi="Consolas" w:cs="Times New Roman"/>
+          <w:sz w:val="20"/>
+          <w:szCs w:val="20"/>
+          <w:lang w:val="uk-UA"/>
+        </w:rPr>
+      </w:pPr>
+      <w:r>
+        <w:rPr>
+          <w:rFonts w:ascii="Consolas" w:eastAsia="Times New Roman" w:hAnsi="Consolas" w:cs="Times New Roman"/>
+          <w:sz w:val="20"/>
+          <w:szCs w:val="20"/>
+          <w:lang w:val="uk-UA"/>
+        </w:rPr>
+        <w:t>Завдання 7: y(1) = 1.7521, z(1) = -1.5241, v(1) = 1.6158</w:t>
+      </w:r>
+    </w:p>
+    <w:p>
+      <w:pPr>
+        <w:rPr>
+          <w:lang w:val="uk-UA"/>
+        </w:rPr>
+      </w:pPr>
+      <w:r>
+        <w:rPr>
+          <w:noProof/>
+        </w:rPr>
+        <w:lastRenderedPageBreak/>
+        <w:drawing>
+          <wp:inline distT="0" distB="0" distL="0" distR="0" wp14:anchorId="0DEAF9DA" wp14:editId="63B6ADA2">
+            <wp:extent cx="4381995" cy="3587257"/>
+            <wp:effectExtent l="0" t="0" r="0" b="0"/>
+            <wp:docPr id="5" name="Рисунок 5"/>
+            <wp:cNvGraphicFramePr>
+              <a:graphicFrameLocks xmlns:a="http://schemas.openxmlformats.org/drawingml/2006/main" noChangeAspect="1"/>
+            </wp:cNvGraphicFramePr>
+            <a:graphic xmlns:a="http://schemas.openxmlformats.org/drawingml/2006/main">
+              <a:graphicData uri="http://schemas.openxmlformats.org/drawingml/2006/picture">
+                <pic:pic xmlns:pic="http://schemas.openxmlformats.org/drawingml/2006/picture">
+                  <pic:nvPicPr>
+                    <pic:cNvPr id="1" name=""/>
+                    <pic:cNvPicPr/>
+                  </pic:nvPicPr>
+                  <pic:blipFill>
+                    <a:blip r:embed="rId14"/>
+                    <a:stretch>
+                      <a:fillRect/>
+                    </a:stretch>
+                  </pic:blipFill>
+                  <pic:spPr>
+                    <a:xfrm>
+                      <a:off x="0" y="0"/>
+                      <a:ext cx="4389217" cy="3593169"/>
+                    </a:xfrm>
+                    <a:prstGeom prst="rect">
+                      <a:avLst/>
+                    </a:prstGeom>
+                  </pic:spPr>
+                </pic:pic>
+              </a:graphicData>
+            </a:graphic>
+          </wp:inline>
+        </w:drawing>
+      </w:r>
+    </w:p>
+    <w:p>
+      <w:pPr>
+        <w:pStyle w:val="3"/>
+        <w:rPr>
+          <w:b/>
+          <w:bCs/>
+        </w:rPr>
+      </w:pPr>
+      <w:r>
+        <w:rPr>
+          <w:b/>
+          <w:bCs/>
+        </w:rPr>
+        <w:t xml:space="preserve">Завдання </w:t>
+      </w:r>
+      <w:r>
+        <w:rPr>
+          <w:b/>
+          <w:bCs/>
+          <w:lang w:val="ru-RU"/>
+        </w:rPr>
+        <w:t>8</w:t>
+      </w:r>
+      <w:r>
+        <w:rPr>
+          <w:b/>
+          <w:bCs/>
+        </w:rPr>
+        <w:t>.</w:t>
+      </w:r>
+    </w:p>
+    <w:p>
+      <w:pPr>
+        <w:pStyle w:val="4"/>
+      </w:pPr>
+      <w:r>
+        <w:t>Умова завдання</w:t>
+      </w:r>
+    </w:p>
+    <w:p>
+      <w:r>
+        <w:rPr>
+          <w:noProof/>
+        </w:rPr>
+        <w:drawing>
+          <wp:inline distT="0" distB="0" distL="0" distR="0" wp14:anchorId="4F43FB33" wp14:editId="29A14357">
+            <wp:extent cx="5733415" cy="1605915"/>
+            <wp:effectExtent l="0" t="0" r="635" b="0"/>
+            <wp:docPr id="14" name="Рисунок 14"/>
+            <wp:cNvGraphicFramePr>
+              <a:graphicFrameLocks xmlns:a="http://schemas.openxmlformats.org/drawingml/2006/main" noChangeAspect="1"/>
+            </wp:cNvGraphicFramePr>
+            <a:graphic xmlns:a="http://schemas.openxmlformats.org/drawingml/2006/main">
+              <a:graphicData uri="http://schemas.openxmlformats.org/drawingml/2006/picture">
+                <pic:pic xmlns:pic="http://schemas.openxmlformats.org/drawingml/2006/picture">
+                  <pic:nvPicPr>
+                    <pic:cNvPr id="1" name=""/>
+                    <pic:cNvPicPr/>
+                  </pic:nvPicPr>
+                  <pic:blipFill>
+                    <a:blip r:embed="rId15"/>
+                    <a:stretch>
+                      <a:fillRect/>
+                    </a:stretch>
+                  </pic:blipFill>
+                  <pic:spPr>
+                    <a:xfrm>
+                      <a:off x="0" y="0"/>
                       <a:ext cx="5733415" cy="1605915"/>
                     </a:xfrm>
                     <a:prstGeom prst="rect">
@@ -1034,7 +3669,351 @@
         <w:t>Програмна реалізація</w:t>
       </w:r>
     </w:p>
-    <w:p/>
+    <w:p>
+      <w:pPr>
+        <w:spacing w:line="240" w:lineRule="auto"/>
+        <w:rPr>
+          <w:rFonts w:ascii="Consolas" w:eastAsia="Times New Roman" w:hAnsi="Consolas" w:cs="Times New Roman"/>
+          <w:sz w:val="20"/>
+          <w:szCs w:val="20"/>
+          <w:lang w:val="uk-UA"/>
+        </w:rPr>
+      </w:pPr>
+      <w:r>
+        <w:rPr>
+          <w:rFonts w:ascii="Consolas" w:eastAsia="Times New Roman" w:hAnsi="Consolas" w:cs="Times New Roman"/>
+          <w:sz w:val="20"/>
+          <w:szCs w:val="20"/>
+          <w:lang w:val="uk-UA"/>
+        </w:rPr>
+        <w:t>f = @(x, y) [y(2); x - 2*y(1) - y(2)/x];</w:t>
+      </w:r>
+    </w:p>
+    <w:p>
+      <w:pPr>
+        <w:spacing w:line="240" w:lineRule="auto"/>
+        <w:rPr>
+          <w:rFonts w:ascii="Consolas" w:eastAsia="Times New Roman" w:hAnsi="Consolas" w:cs="Times New Roman"/>
+          <w:sz w:val="20"/>
+          <w:szCs w:val="20"/>
+          <w:lang w:val="uk-UA"/>
+        </w:rPr>
+      </w:pPr>
+      <w:r>
+        <w:rPr>
+          <w:rFonts w:ascii="Consolas" w:eastAsia="Times New Roman" w:hAnsi="Consolas" w:cs="Times New Roman"/>
+          <w:sz w:val="20"/>
+          <w:szCs w:val="20"/>
+          <w:lang w:val="uk-UA"/>
+        </w:rPr>
+        <w:t>[x8, y8] = ode45(f, [1 2], [0.77, -0.44]);</w:t>
+      </w:r>
+    </w:p>
+    <w:p>
+      <w:pPr>
+        <w:spacing w:line="240" w:lineRule="auto"/>
+        <w:rPr>
+          <w:rFonts w:ascii="Consolas" w:eastAsia="Times New Roman" w:hAnsi="Consolas" w:cs="Times New Roman"/>
+          <w:sz w:val="20"/>
+          <w:szCs w:val="20"/>
+          <w:lang w:val="uk-UA"/>
+        </w:rPr>
+      </w:pPr>
+      <w:proofErr w:type="spellStart"/>
+      <w:r>
+        <w:rPr>
+          <w:rFonts w:ascii="Consolas" w:eastAsia="Times New Roman" w:hAnsi="Consolas" w:cs="Times New Roman"/>
+          <w:sz w:val="20"/>
+          <w:szCs w:val="20"/>
+          <w:lang w:val="uk-UA"/>
+        </w:rPr>
+        <w:t>fprintf</w:t>
+      </w:r>
+      <w:proofErr w:type="spellEnd"/>
+      <w:r>
+        <w:rPr>
+          <w:rFonts w:ascii="Consolas" w:eastAsia="Times New Roman" w:hAnsi="Consolas" w:cs="Times New Roman"/>
+          <w:sz w:val="20"/>
+          <w:szCs w:val="20"/>
+          <w:lang w:val="uk-UA"/>
+        </w:rPr>
+        <w:t>(</w:t>
+      </w:r>
+      <w:r>
+        <w:rPr>
+          <w:rFonts w:ascii="Consolas" w:eastAsia="Times New Roman" w:hAnsi="Consolas" w:cs="Times New Roman"/>
+          <w:color w:val="A709F5"/>
+          <w:sz w:val="20"/>
+          <w:szCs w:val="20"/>
+          <w:lang w:val="uk-UA"/>
+        </w:rPr>
+        <w:t>'Завдання 8: y(2) = %.4f\\n'</w:t>
+      </w:r>
+      <w:r>
+        <w:rPr>
+          <w:rFonts w:ascii="Consolas" w:eastAsia="Times New Roman" w:hAnsi="Consolas" w:cs="Times New Roman"/>
+          <w:sz w:val="20"/>
+          <w:szCs w:val="20"/>
+          <w:lang w:val="uk-UA"/>
+        </w:rPr>
+        <w:t>, y8(end,1));</w:t>
+      </w:r>
+    </w:p>
+    <w:p>
+      <w:pPr>
+        <w:spacing w:line="240" w:lineRule="auto"/>
+        <w:rPr>
+          <w:rFonts w:ascii="Consolas" w:eastAsia="Times New Roman" w:hAnsi="Consolas" w:cs="Times New Roman"/>
+          <w:sz w:val="20"/>
+          <w:szCs w:val="20"/>
+          <w:lang w:val="uk-UA"/>
+        </w:rPr>
+      </w:pPr>
+      <w:proofErr w:type="spellStart"/>
+      <w:r>
+        <w:rPr>
+          <w:rFonts w:ascii="Consolas" w:eastAsia="Times New Roman" w:hAnsi="Consolas" w:cs="Times New Roman"/>
+          <w:sz w:val="20"/>
+          <w:szCs w:val="20"/>
+          <w:lang w:val="uk-UA"/>
+        </w:rPr>
+        <w:t>figure</w:t>
+      </w:r>
+      <w:proofErr w:type="spellEnd"/>
+      <w:r>
+        <w:rPr>
+          <w:rFonts w:ascii="Consolas" w:eastAsia="Times New Roman" w:hAnsi="Consolas" w:cs="Times New Roman"/>
+          <w:sz w:val="20"/>
+          <w:szCs w:val="20"/>
+          <w:lang w:val="uk-UA"/>
+        </w:rPr>
+        <w:t>;</w:t>
+      </w:r>
+    </w:p>
+    <w:p>
+      <w:pPr>
+        <w:spacing w:line="240" w:lineRule="auto"/>
+        <w:rPr>
+          <w:rFonts w:ascii="Consolas" w:eastAsia="Times New Roman" w:hAnsi="Consolas" w:cs="Times New Roman"/>
+          <w:sz w:val="20"/>
+          <w:szCs w:val="20"/>
+          <w:lang w:val="uk-UA"/>
+        </w:rPr>
+      </w:pPr>
+      <w:proofErr w:type="spellStart"/>
+      <w:r>
+        <w:rPr>
+          <w:rFonts w:ascii="Consolas" w:eastAsia="Times New Roman" w:hAnsi="Consolas" w:cs="Times New Roman"/>
+          <w:sz w:val="20"/>
+          <w:szCs w:val="20"/>
+          <w:lang w:val="uk-UA"/>
+        </w:rPr>
+        <w:t>plot</w:t>
+      </w:r>
+      <w:proofErr w:type="spellEnd"/>
+      <w:r>
+        <w:rPr>
+          <w:rFonts w:ascii="Consolas" w:eastAsia="Times New Roman" w:hAnsi="Consolas" w:cs="Times New Roman"/>
+          <w:sz w:val="20"/>
+          <w:szCs w:val="20"/>
+          <w:lang w:val="uk-UA"/>
+        </w:rPr>
+        <w:t>(x8, y8(:,1))</w:t>
+      </w:r>
+    </w:p>
+    <w:p>
+      <w:pPr>
+        <w:spacing w:line="240" w:lineRule="auto"/>
+        <w:rPr>
+          <w:rFonts w:ascii="Consolas" w:eastAsia="Times New Roman" w:hAnsi="Consolas" w:cs="Times New Roman"/>
+          <w:sz w:val="20"/>
+          <w:szCs w:val="20"/>
+          <w:lang w:val="uk-UA"/>
+        </w:rPr>
+      </w:pPr>
+      <w:proofErr w:type="spellStart"/>
+      <w:r>
+        <w:rPr>
+          <w:rFonts w:ascii="Consolas" w:eastAsia="Times New Roman" w:hAnsi="Consolas" w:cs="Times New Roman"/>
+          <w:sz w:val="20"/>
+          <w:szCs w:val="20"/>
+          <w:lang w:val="uk-UA"/>
+        </w:rPr>
+        <w:t>title</w:t>
+      </w:r>
+      <w:proofErr w:type="spellEnd"/>
+      <w:r>
+        <w:rPr>
+          <w:rFonts w:ascii="Consolas" w:eastAsia="Times New Roman" w:hAnsi="Consolas" w:cs="Times New Roman"/>
+          <w:sz w:val="20"/>
+          <w:szCs w:val="20"/>
+          <w:lang w:val="uk-UA"/>
+        </w:rPr>
+        <w:t>(</w:t>
+      </w:r>
+      <w:r>
+        <w:rPr>
+          <w:rFonts w:ascii="Consolas" w:eastAsia="Times New Roman" w:hAnsi="Consolas" w:cs="Times New Roman"/>
+          <w:color w:val="A709F5"/>
+          <w:sz w:val="20"/>
+          <w:szCs w:val="20"/>
+          <w:lang w:val="uk-UA"/>
+        </w:rPr>
+        <w:t>'Розв’язок ОДУ 2-го порядку'</w:t>
+      </w:r>
+      <w:r>
+        <w:rPr>
+          <w:rFonts w:ascii="Consolas" w:eastAsia="Times New Roman" w:hAnsi="Consolas" w:cs="Times New Roman"/>
+          <w:sz w:val="20"/>
+          <w:szCs w:val="20"/>
+          <w:lang w:val="uk-UA"/>
+        </w:rPr>
+        <w:t>)</w:t>
+      </w:r>
+    </w:p>
+    <w:p>
+      <w:pPr>
+        <w:spacing w:line="240" w:lineRule="auto"/>
+        <w:rPr>
+          <w:rFonts w:ascii="Consolas" w:eastAsia="Times New Roman" w:hAnsi="Consolas" w:cs="Times New Roman"/>
+          <w:sz w:val="20"/>
+          <w:szCs w:val="20"/>
+          <w:lang w:val="uk-UA"/>
+        </w:rPr>
+      </w:pPr>
+      <w:proofErr w:type="spellStart"/>
+      <w:r>
+        <w:rPr>
+          <w:rFonts w:ascii="Consolas" w:eastAsia="Times New Roman" w:hAnsi="Consolas" w:cs="Times New Roman"/>
+          <w:sz w:val="20"/>
+          <w:szCs w:val="20"/>
+          <w:lang w:val="uk-UA"/>
+        </w:rPr>
+        <w:t>xlabel</w:t>
+      </w:r>
+      <w:proofErr w:type="spellEnd"/>
+      <w:r>
+        <w:rPr>
+          <w:rFonts w:ascii="Consolas" w:eastAsia="Times New Roman" w:hAnsi="Consolas" w:cs="Times New Roman"/>
+          <w:sz w:val="20"/>
+          <w:szCs w:val="20"/>
+          <w:lang w:val="uk-UA"/>
+        </w:rPr>
+        <w:t>(</w:t>
+      </w:r>
+      <w:r>
+        <w:rPr>
+          <w:rFonts w:ascii="Consolas" w:eastAsia="Times New Roman" w:hAnsi="Consolas" w:cs="Times New Roman"/>
+          <w:color w:val="A709F5"/>
+          <w:sz w:val="20"/>
+          <w:szCs w:val="20"/>
+          <w:lang w:val="uk-UA"/>
+        </w:rPr>
+        <w:t>'x'</w:t>
+      </w:r>
+      <w:r>
+        <w:rPr>
+          <w:rFonts w:ascii="Consolas" w:eastAsia="Times New Roman" w:hAnsi="Consolas" w:cs="Times New Roman"/>
+          <w:sz w:val="20"/>
+          <w:szCs w:val="20"/>
+          <w:lang w:val="uk-UA"/>
+        </w:rPr>
+        <w:t>)</w:t>
+      </w:r>
+    </w:p>
+    <w:p>
+      <w:pPr>
+        <w:spacing w:line="240" w:lineRule="auto"/>
+        <w:rPr>
+          <w:rFonts w:ascii="Consolas" w:eastAsia="Times New Roman" w:hAnsi="Consolas" w:cs="Times New Roman"/>
+          <w:sz w:val="20"/>
+          <w:szCs w:val="20"/>
+          <w:lang w:val="uk-UA"/>
+        </w:rPr>
+      </w:pPr>
+      <w:proofErr w:type="spellStart"/>
+      <w:r>
+        <w:rPr>
+          <w:rFonts w:ascii="Consolas" w:eastAsia="Times New Roman" w:hAnsi="Consolas" w:cs="Times New Roman"/>
+          <w:sz w:val="20"/>
+          <w:szCs w:val="20"/>
+          <w:lang w:val="uk-UA"/>
+        </w:rPr>
+        <w:t>ylabel</w:t>
+      </w:r>
+      <w:proofErr w:type="spellEnd"/>
+      <w:r>
+        <w:rPr>
+          <w:rFonts w:ascii="Consolas" w:eastAsia="Times New Roman" w:hAnsi="Consolas" w:cs="Times New Roman"/>
+          <w:sz w:val="20"/>
+          <w:szCs w:val="20"/>
+          <w:lang w:val="uk-UA"/>
+        </w:rPr>
+        <w:t>(</w:t>
+      </w:r>
+      <w:r>
+        <w:rPr>
+          <w:rFonts w:ascii="Consolas" w:eastAsia="Times New Roman" w:hAnsi="Consolas" w:cs="Times New Roman"/>
+          <w:color w:val="A709F5"/>
+          <w:sz w:val="20"/>
+          <w:szCs w:val="20"/>
+          <w:lang w:val="uk-UA"/>
+        </w:rPr>
+        <w:t>'y'</w:t>
+      </w:r>
+      <w:r>
+        <w:rPr>
+          <w:rFonts w:ascii="Consolas" w:eastAsia="Times New Roman" w:hAnsi="Consolas" w:cs="Times New Roman"/>
+          <w:sz w:val="20"/>
+          <w:szCs w:val="20"/>
+          <w:lang w:val="uk-UA"/>
+        </w:rPr>
+        <w:t>)</w:t>
+      </w:r>
+    </w:p>
+    <w:p>
+      <w:pPr>
+        <w:spacing w:line="240" w:lineRule="auto"/>
+        <w:rPr>
+          <w:rFonts w:ascii="Consolas" w:eastAsia="Times New Roman" w:hAnsi="Consolas" w:cs="Times New Roman"/>
+          <w:sz w:val="20"/>
+          <w:szCs w:val="20"/>
+          <w:lang w:val="uk-UA"/>
+        </w:rPr>
+      </w:pPr>
+      <w:proofErr w:type="spellStart"/>
+      <w:r>
+        <w:rPr>
+          <w:rFonts w:ascii="Consolas" w:eastAsia="Times New Roman" w:hAnsi="Consolas" w:cs="Times New Roman"/>
+          <w:sz w:val="20"/>
+          <w:szCs w:val="20"/>
+          <w:lang w:val="uk-UA"/>
+        </w:rPr>
+        <w:t>grid</w:t>
+      </w:r>
+      <w:proofErr w:type="spellEnd"/>
+      <w:r>
+        <w:rPr>
+          <w:rFonts w:ascii="Consolas" w:eastAsia="Times New Roman" w:hAnsi="Consolas" w:cs="Times New Roman"/>
+          <w:sz w:val="20"/>
+          <w:szCs w:val="20"/>
+          <w:lang w:val="uk-UA"/>
+        </w:rPr>
+        <w:t xml:space="preserve"> </w:t>
+      </w:r>
+      <w:proofErr w:type="spellStart"/>
+      <w:r>
+        <w:rPr>
+          <w:rFonts w:ascii="Consolas" w:eastAsia="Times New Roman" w:hAnsi="Consolas" w:cs="Times New Roman"/>
+          <w:color w:val="A709F5"/>
+          <w:sz w:val="20"/>
+          <w:szCs w:val="20"/>
+          <w:lang w:val="uk-UA"/>
+        </w:rPr>
+        <w:t>on</w:t>
+      </w:r>
+      <w:proofErr w:type="spellEnd"/>
+    </w:p>
     <w:p>
       <w:pPr>
         <w:pStyle w:val="4"/>
@@ -1043,7 +4022,74 @@
         <w:t>Результати виконання та їх аналіз</w:t>
       </w:r>
     </w:p>
-    <w:p/>
+    <w:p>
+      <w:pPr>
+        <w:spacing w:line="257" w:lineRule="atLeast"/>
+        <w:rPr>
+          <w:rFonts w:ascii="Consolas" w:eastAsia="Times New Roman" w:hAnsi="Consolas" w:cs="Times New Roman"/>
+          <w:sz w:val="20"/>
+          <w:szCs w:val="20"/>
+          <w:lang w:val="uk-UA"/>
+        </w:rPr>
+      </w:pPr>
+      <w:r>
+        <w:rPr>
+          <w:rFonts w:ascii="Consolas" w:eastAsia="Times New Roman" w:hAnsi="Consolas" w:cs="Times New Roman"/>
+          <w:sz w:val="20"/>
+          <w:szCs w:val="20"/>
+          <w:lang w:val="uk-UA"/>
+        </w:rPr>
+        <w:t>Завдання 8: y(2) = 0.5026</w:t>
+      </w:r>
+    </w:p>
+    <w:p>
+      <w:pPr>
+        <w:rPr>
+          <w:lang w:val="uk-UA"/>
+        </w:rPr>
+      </w:pPr>
+      <w:r>
+        <w:rPr>
+          <w:noProof/>
+        </w:rPr>
+        <w:lastRenderedPageBreak/>
+        <w:drawing>
+          <wp:inline distT="0" distB="0" distL="0" distR="0" wp14:anchorId="36BADBF0" wp14:editId="7CE0A050">
+            <wp:extent cx="4555619" cy="3764478"/>
+            <wp:effectExtent l="0" t="0" r="0" b="7620"/>
+            <wp:docPr id="6" name="Рисунок 6"/>
+            <wp:cNvGraphicFramePr>
+              <a:graphicFrameLocks xmlns:a="http://schemas.openxmlformats.org/drawingml/2006/main" noChangeAspect="1"/>
+            </wp:cNvGraphicFramePr>
+            <a:graphic xmlns:a="http://schemas.openxmlformats.org/drawingml/2006/main">
+              <a:graphicData uri="http://schemas.openxmlformats.org/drawingml/2006/picture">
+                <pic:pic xmlns:pic="http://schemas.openxmlformats.org/drawingml/2006/picture">
+                  <pic:nvPicPr>
+                    <pic:cNvPr id="1" name=""/>
+                    <pic:cNvPicPr/>
+                  </pic:nvPicPr>
+                  <pic:blipFill>
+                    <a:blip r:embed="rId16"/>
+                    <a:stretch>
+                      <a:fillRect/>
+                    </a:stretch>
+                  </pic:blipFill>
+                  <pic:spPr>
+                    <a:xfrm>
+                      <a:off x="0" y="0"/>
+                      <a:ext cx="4557576" cy="3766095"/>
+                    </a:xfrm>
+                    <a:prstGeom prst="rect">
+                      <a:avLst/>
+                    </a:prstGeom>
+                  </pic:spPr>
+                </pic:pic>
+              </a:graphicData>
+            </a:graphic>
+          </wp:inline>
+        </w:drawing>
+      </w:r>
+    </w:p>
     <w:p/>
     <w:p/>
     <w:sectPr>
